--- a/manuscript-materials/Neurotech_EEG_Dataset_Draft.docx
+++ b/manuscript-materials/Neurotech_EEG_Dataset_Draft.docx
@@ -6070,7 +6070,7 @@
                 <w:i w:val="0"/>
                 <w:sz w:val="18"/>
               </w:rPr>
-              <w:t>3351</w:t>
+              <w:t>3342</w:t>
             </w:r>
           </w:p>
         </w:tc>
@@ -6122,7 +6122,7 @@
                 <w:i w:val="0"/>
                 <w:sz w:val="18"/>
               </w:rPr>
-              <w:t>1759</w:t>
+              <w:t>1755</w:t>
             </w:r>
           </w:p>
         </w:tc>
@@ -6174,7 +6174,7 @@
                 <w:i w:val="0"/>
                 <w:sz w:val="18"/>
               </w:rPr>
-              <w:t>1671</w:t>
+              <w:t>1669</w:t>
             </w:r>
           </w:p>
         </w:tc>
@@ -6226,7 +6226,7 @@
                 <w:i w:val="0"/>
                 <w:sz w:val="18"/>
               </w:rPr>
-              <w:t>503</w:t>
+              <w:t>502</w:t>
             </w:r>
           </w:p>
         </w:tc>
@@ -6329,7 +6329,7 @@
                 <w:i w:val="0"/>
                 <w:sz w:val="18"/>
               </w:rPr>
-              <w:t>1694</w:t>
+              <w:t>1691</w:t>
             </w:r>
           </w:p>
         </w:tc>
@@ -6381,7 +6381,7 @@
                 <w:i w:val="0"/>
                 <w:sz w:val="18"/>
               </w:rPr>
-              <w:t>1369</w:t>
+              <w:t>1364</w:t>
             </w:r>
           </w:p>
         </w:tc>
@@ -6588,7 +6588,7 @@
                 <w:i w:val="0"/>
                 <w:sz w:val="18"/>
               </w:rPr>
-              <w:t>1771</w:t>
+              <w:t>1770</w:t>
             </w:r>
           </w:p>
         </w:tc>
@@ -6640,7 +6640,7 @@
                 <w:i w:val="0"/>
                 <w:sz w:val="18"/>
               </w:rPr>
-              <w:t>1616</w:t>
+              <w:t>1611</w:t>
             </w:r>
           </w:p>
         </w:tc>
@@ -6692,7 +6692,7 @@
                 <w:i w:val="0"/>
                 <w:sz w:val="18"/>
               </w:rPr>
-              <w:t>713</w:t>
+              <w:t>709</w:t>
             </w:r>
           </w:p>
         </w:tc>
@@ -6795,7 +6795,7 @@
                 <w:i w:val="0"/>
                 <w:sz w:val="18"/>
               </w:rPr>
-              <w:t>1943</w:t>
+              <w:t>1940</w:t>
             </w:r>
           </w:p>
         </w:tc>
@@ -6847,7 +6847,7 @@
                 <w:i w:val="0"/>
                 <w:sz w:val="18"/>
               </w:rPr>
-              <w:t>1265</w:t>
+              <w:t>1261</w:t>
             </w:r>
           </w:p>
         </w:tc>
@@ -6899,7 +6899,7 @@
                 <w:i w:val="0"/>
                 <w:sz w:val="18"/>
               </w:rPr>
-              <w:t>880</w:t>
+              <w:t>878</w:t>
             </w:r>
           </w:p>
         </w:tc>
@@ -6951,7 +6951,7 @@
                 <w:i w:val="0"/>
                 <w:sz w:val="18"/>
               </w:rPr>
-              <w:t>330</w:t>
+              <w:t>329</w:t>
             </w:r>
           </w:p>
         </w:tc>
@@ -7003,7 +7003,7 @@
                 <w:i w:val="0"/>
                 <w:sz w:val="18"/>
               </w:rPr>
-              <w:t>405</w:t>
+              <w:t>404</w:t>
             </w:r>
           </w:p>
         </w:tc>
@@ -7161,7 +7161,7 @@
                 <w:i w:val="0"/>
                 <w:sz w:val="18"/>
               </w:rPr>
-              <w:t>5126</w:t>
+              <w:t>5119</w:t>
             </w:r>
           </w:p>
         </w:tc>
@@ -7213,7 +7213,7 @@
                 <w:i w:val="0"/>
                 <w:sz w:val="18"/>
               </w:rPr>
-              <w:t>5018</w:t>
+              <w:t>5011</w:t>
             </w:r>
           </w:p>
         </w:tc>

--- a/manuscript-materials/Neurotech_EEG_Dataset_Draft.docx
+++ b/manuscript-materials/Neurotech_EEG_Dataset_Draft.docx
@@ -141,7 +141,7 @@
           <w:i w:val="0"/>
           <w:sz w:val="22"/>
         </w:rPr>
-        <w:t>Expert interpretation of the electroencephalogram (EEG) remains the cornerstone of epilepsy diagnosis, yet the global shortage of trained EEG readers creates a bottleneck affecting the approximately 50 million people living with epilepsy worldwide[1]. Machine learning (ML) offers a path toward scalable automated interpretation[2], but the scarcity of large, clinically representative public datasets has constrained progress. Spike detection algorithms trained on existing public datasets can achieve high accuracy on held-out test sets but can drop substantially when deployed on recordings from different clinical settings or hardware platforms -- a persistent and well-documented generalization problem[3-6].</w:t>
+        <w:t>Expert interpretation of the electroencephalogram (EEG) remains the cornerstone of epilepsy diagnosis[1], yet the global shortage of trained EEG readers creates a bottleneck affecting the approximately 50 million people living with epilepsy worldwide[9]. Machine learning (ML) offers a path toward scalable automated interpretation[2] [ref. 2 pending verification], but the scarcity of large, clinically representative public datasets has constrained progress. Spike detection algorithms trained on existing public datasets can achieve high accuracy on held-out test sets but can drop substantially when deployed on recordings from different clinical settings or hardware platforms -- a persistent and well-documented generalization problem^3-6,12^.</w:t>
       </w:r>
     </w:p>
     <w:p>
@@ -163,7 +163,7 @@
           <w:i w:val="0"/>
           <w:sz w:val="22"/>
         </w:rPr>
-        <w:t>Here we release the Neurotech EEG Dataset -- to our knowledge, one of the largest public clinical EEG corpora from a single service provider -- comprising 23,607 EEG recordings from 4,914 patients totaling 212,186 recording hours. This dataset complements TUH by providing: (1) a majority of ambulatory and multi-day recordings (53% of recordings, compared with a predominantly inpatient corpus in TUH), (2) Natus/Xltek hardware enabling cross-platform algorithm validation, and (3) intact clinical workflow annotations including 50,482 technician-confirmed spike events and 6,892 seizure markers, enabling study of real-world annotation practices. We preserve these workflow-native annotations deliberately: while they lack the consistency of multi-expert research labels, they capture the noise, variability, and practical constraints under which automated systems must ultimately operate (Figure 1).</w:t>
+        <w:t>Here we release the Neurotech EEG Dataset -- to our knowledge, one of the largest public clinical EEG corpora from a single service provider -- comprising 23,607 EEG recordings from 4,914 patients totaling 212,186 recording hours. This dataset complements TUH by providing: (1) a majority of ambulatory and multi-day recordings (53% of recordings, compared with a predominantly inpatient corpus in TUH), (2) Natus/Xltek hardware enabling cross-platform algorithm validation, and (3) intact clinical workflow annotations including 50,482 technician-confirmed spike events and 6,892 seizure markers, enabling study of real-world annotation practices. This resource also complements large in-hospital clinical EEG databases such as the Harvard Electroencephalography Database (HEEDB; 109,178 patients and 284,343 studies across four hospitals, on the same BDSP platform)[11]: whereas HEEDB comprises routine, epilepsy monitoring unit (EMU), and intensive care unit (ICU) recordings acquired in clinical facilities, the present corpus is far smaller overall but uniquely contributes a large volume of multi-day ambulatory EEG recorded in patients' homes. We preserve these workflow-native annotations deliberately: while they lack the consistency of multi-expert research labels, they capture the noise, variability, and practical constraints under which automated systems must ultimately operate (Figure 1).</w:t>
       </w:r>
     </w:p>
     <w:p>
@@ -185,7 +185,7 @@
           <w:i w:val="0"/>
           <w:sz w:val="22"/>
         </w:rPr>
-        <w:t>Table 1. Comparison with existing public EEG datasets.</w:t>
+        <w:t>Table 1. Comparison with existing EEG datasets.</w:t>
       </w:r>
       <w:r>
         <w:rPr>
@@ -826,6 +826,127 @@
             <w:r>
               <w:rPr>
                 <w:rFonts w:ascii="Times New Roman" w:hAnsi="Times New Roman"/>
+                <w:b w:val="0"/>
+                <w:i w:val="0"/>
+                <w:sz w:val="18"/>
+              </w:rPr>
+              <w:t>Harvard EEG Database^11^</w:t>
+            </w:r>
+          </w:p>
+        </w:tc>
+        <w:tc>
+          <w:tcPr>
+            <w:tcW w:type="dxa" w:w="1234"/>
+          </w:tcPr>
+          <w:p>
+            <w:r/>
+            <w:r>
+              <w:rPr>
+                <w:rFonts w:ascii="Times New Roman" w:hAnsi="Times New Roman"/>
+                <w:b w:val="0"/>
+                <w:i w:val="0"/>
+                <w:sz w:val="18"/>
+              </w:rPr>
+              <w:t>~109,000</w:t>
+            </w:r>
+          </w:p>
+        </w:tc>
+        <w:tc>
+          <w:tcPr>
+            <w:tcW w:type="dxa" w:w="1234"/>
+          </w:tcPr>
+          <w:p>
+            <w:r/>
+            <w:r>
+              <w:rPr>
+                <w:rFonts w:ascii="Times New Roman" w:hAnsi="Times New Roman"/>
+                <w:b w:val="0"/>
+                <w:i w:val="0"/>
+                <w:sz w:val="18"/>
+              </w:rPr>
+              <w:t>~284,000</w:t>
+            </w:r>
+          </w:p>
+        </w:tc>
+        <w:tc>
+          <w:tcPr>
+            <w:tcW w:type="dxa" w:w="1234"/>
+          </w:tcPr>
+          <w:p>
+            <w:r/>
+            <w:r>
+              <w:rPr>
+                <w:rFonts w:ascii="Times New Roman" w:hAnsi="Times New Roman"/>
+                <w:b w:val="0"/>
+                <w:i w:val="0"/>
+                <w:sz w:val="18"/>
+              </w:rPr>
+              <w:t>NR</w:t>
+            </w:r>
+          </w:p>
+        </w:tc>
+        <w:tc>
+          <w:tcPr>
+            <w:tcW w:type="dxa" w:w="1234"/>
+          </w:tcPr>
+          <w:p>
+            <w:r/>
+            <w:r>
+              <w:rPr>
+                <w:rFonts w:ascii="Times New Roman" w:hAnsi="Times New Roman"/>
+                <w:b w:val="0"/>
+                <w:i w:val="0"/>
+                <w:sz w:val="18"/>
+              </w:rPr>
+              <w:t>Mixed (4 sites)</w:t>
+            </w:r>
+          </w:p>
+        </w:tc>
+        <w:tc>
+          <w:tcPr>
+            <w:tcW w:type="dxa" w:w="1234"/>
+          </w:tcPr>
+          <w:p>
+            <w:r/>
+            <w:r>
+              <w:rPr>
+                <w:rFonts w:ascii="Times New Roman" w:hAnsi="Times New Roman"/>
+                <w:b w:val="0"/>
+                <w:i w:val="0"/>
+                <w:sz w:val="18"/>
+              </w:rPr>
+              <w:t>Routine + EMU + ICU (in-hospital)</w:t>
+            </w:r>
+          </w:p>
+        </w:tc>
+        <w:tc>
+          <w:tcPr>
+            <w:tcW w:type="dxa" w:w="1234"/>
+          </w:tcPr>
+          <w:p>
+            <w:r/>
+            <w:r>
+              <w:rPr>
+                <w:rFonts w:ascii="Times New Roman" w:hAnsi="Times New Roman"/>
+                <w:b w:val="0"/>
+                <w:i w:val="0"/>
+                <w:sz w:val="18"/>
+              </w:rPr>
+              <w:t>Clinical reports</w:t>
+            </w:r>
+          </w:p>
+        </w:tc>
+      </w:tr>
+      <w:tr>
+        <w:tc>
+          <w:tcPr>
+            <w:tcW w:type="dxa" w:w="1234"/>
+          </w:tcPr>
+          <w:p>
+            <w:r/>
+            <w:r>
+              <w:rPr>
+                <w:rFonts w:ascii="Times New Roman" w:hAnsi="Times New Roman"/>
                 <w:b/>
                 <w:i w:val="0"/>
                 <w:sz w:val="18"/>
@@ -1324,7 +1445,7 @@
           <w:i w:val="0"/>
           <w:sz w:val="22"/>
         </w:rPr>
-        <w:t>We converted the dataset to BIDS-EEG format (version 1.7.0)[8] and assigned each patient a de-identified identifier (sub-NeurotechN). Each EDF recording segment constitutes a separate session (ses-N), numbered sequentially per patient. For each session, the following files are provided (Figure 1):</w:t>
+        <w:t>We converted the dataset to BIDS-EEG format (version 1.7.0)^8,10^ and assigned each patient a de-identified identifier (sub-NeurotechN). Each EDF recording segment constitutes a separate session (ses-N), numbered sequentially per patient. For each session, the following files are provided (Figure 1):</w:t>
       </w:r>
     </w:p>
     <w:p>
@@ -3586,7 +3707,24 @@
           <w:i w:val="0"/>
           <w:sz w:val="22"/>
         </w:rPr>
-        <w:t xml:space="preserve"> (2023).</w:t>
+        <w:t xml:space="preserve"> (2023). </w:t>
+      </w:r>
+      <w:r>
+        <w:rPr>
+          <w:rFonts w:ascii="Times New Roman" w:hAnsi="Times New Roman"/>
+          <w:b/>
+          <w:i w:val="0"/>
+          <w:sz w:val="22"/>
+        </w:rPr>
+        <w:t>[NEEDS VERIFICATION — author to confirm full citation (volume/pages/DOI) or replace; could not be located in a literature search.]</w:t>
+      </w:r>
+      <w:r>
+        <w:rPr>
+          <w:rFonts w:ascii="Times New Roman" w:hAnsi="Times New Roman"/>
+          <w:b w:val="0"/>
+          <w:i w:val="0"/>
+          <w:sz w:val="22"/>
+        </w:rPr>
       </w:r>
     </w:p>
     <w:p>
@@ -3779,6 +3917,134 @@
           <w:sz w:val="22"/>
         </w:rPr>
         <w:t xml:space="preserve"> 6, 103 (2019).</w:t>
+      </w:r>
+    </w:p>
+    <w:p>
+      <w:pPr>
+        <w:pStyle w:val="ListNumber"/>
+      </w:pPr>
+      <w:r>
+        <w:rPr>
+          <w:rFonts w:ascii="Times New Roman" w:hAnsi="Times New Roman"/>
+          <w:b w:val="0"/>
+          <w:i w:val="0"/>
+          <w:sz w:val="22"/>
+        </w:rPr>
+        <w:t xml:space="preserve">World Health Organization. </w:t>
+      </w:r>
+      <w:r>
+        <w:rPr>
+          <w:rFonts w:ascii="Times New Roman" w:hAnsi="Times New Roman"/>
+          <w:b w:val="0"/>
+          <w:i/>
+          <w:sz w:val="22"/>
+        </w:rPr>
+        <w:t>Epilepsy: A Public Health Imperative</w:t>
+      </w:r>
+      <w:r>
+        <w:rPr>
+          <w:rFonts w:ascii="Times New Roman" w:hAnsi="Times New Roman"/>
+          <w:b w:val="0"/>
+          <w:i w:val="0"/>
+          <w:sz w:val="22"/>
+        </w:rPr>
+        <w:t xml:space="preserve"> (WHO, Geneva, 2019).</w:t>
+      </w:r>
+    </w:p>
+    <w:p>
+      <w:pPr>
+        <w:pStyle w:val="ListNumber"/>
+      </w:pPr>
+      <w:r>
+        <w:rPr>
+          <w:rFonts w:ascii="Times New Roman" w:hAnsi="Times New Roman"/>
+          <w:b w:val="0"/>
+          <w:i w:val="0"/>
+          <w:sz w:val="22"/>
+        </w:rPr>
+        <w:t xml:space="preserve">Gorgolewski, K.J. et al. The brain imaging data structure, a format for organizing and describing outputs of neuroimaging experiments. </w:t>
+      </w:r>
+      <w:r>
+        <w:rPr>
+          <w:rFonts w:ascii="Times New Roman" w:hAnsi="Times New Roman"/>
+          <w:b w:val="0"/>
+          <w:i/>
+          <w:sz w:val="22"/>
+        </w:rPr>
+        <w:t>Sci. Data</w:t>
+      </w:r>
+      <w:r>
+        <w:rPr>
+          <w:rFonts w:ascii="Times New Roman" w:hAnsi="Times New Roman"/>
+          <w:b w:val="0"/>
+          <w:i w:val="0"/>
+          <w:sz w:val="22"/>
+        </w:rPr>
+        <w:t xml:space="preserve"> 3, 160044 (2016).</w:t>
+      </w:r>
+    </w:p>
+    <w:p>
+      <w:pPr>
+        <w:pStyle w:val="ListNumber"/>
+      </w:pPr>
+      <w:r>
+        <w:rPr>
+          <w:rFonts w:ascii="Times New Roman" w:hAnsi="Times New Roman"/>
+          <w:b w:val="0"/>
+          <w:i w:val="0"/>
+          <w:sz w:val="22"/>
+        </w:rPr>
+        <w:t xml:space="preserve">Sun, C. et al. Harvard Electroencephalography Database: a comprehensive clinical electroencephalographic resource from four Boston hospitals. </w:t>
+      </w:r>
+      <w:r>
+        <w:rPr>
+          <w:rFonts w:ascii="Times New Roman" w:hAnsi="Times New Roman"/>
+          <w:b w:val="0"/>
+          <w:i/>
+          <w:sz w:val="22"/>
+        </w:rPr>
+        <w:t>Epilepsia</w:t>
+      </w:r>
+      <w:r>
+        <w:rPr>
+          <w:rFonts w:ascii="Times New Roman" w:hAnsi="Times New Roman"/>
+          <w:b w:val="0"/>
+          <w:i w:val="0"/>
+          <w:sz w:val="22"/>
+        </w:rPr>
+        <w:t xml:space="preserve"> (2025). doi:10.1111/epi.18487.</w:t>
+      </w:r>
+    </w:p>
+    <w:p>
+      <w:pPr>
+        <w:pStyle w:val="ListNumber"/>
+      </w:pPr>
+      <w:r>
+        <w:rPr>
+          <w:rFonts w:ascii="Times New Roman" w:hAnsi="Times New Roman"/>
+          <w:b w:val="0"/>
+          <w:i w:val="0"/>
+          <w:sz w:val="22"/>
+        </w:rPr>
+        <w:t xml:space="preserve">Xu, L. et al. Cross-dataset variability problem in EEG decoding with deep learning. </w:t>
+      </w:r>
+      <w:r>
+        <w:rPr>
+          <w:rFonts w:ascii="Times New Roman" w:hAnsi="Times New Roman"/>
+          <w:b w:val="0"/>
+          <w:i/>
+          <w:sz w:val="22"/>
+        </w:rPr>
+        <w:t>Front. Hum. Neurosci.</w:t>
+      </w:r>
+      <w:r>
+        <w:rPr>
+          <w:rFonts w:ascii="Times New Roman" w:hAnsi="Times New Roman"/>
+          <w:b w:val="0"/>
+          <w:i w:val="0"/>
+          <w:sz w:val="22"/>
+        </w:rPr>
+        <w:t xml:space="preserve"> 14, 103 (2020).</w:t>
       </w:r>
     </w:p>
     <w:p>

--- a/manuscript-materials/Neurotech_EEG_Dataset_Draft.docx
+++ b/manuscript-materials/Neurotech_EEG_Dataset_Draft.docx
@@ -163,7 +163,7 @@
           <w:i w:val="0"/>
           <w:sz w:val="22"/>
         </w:rPr>
-        <w:t>Here we release the Neurotech EEG Dataset -- to our knowledge, one of the largest public clinical EEG corpora from a single service provider -- comprising 23,607 EEG recordings from 4,914 patients totaling 212,186 recording hours. This dataset complements TUH by providing: (1) a majority of ambulatory and multi-day recordings (53% of recordings, compared with a predominantly inpatient corpus in TUH), (2) Natus/Xltek hardware enabling cross-platform algorithm validation, and (3) intact clinical workflow annotations including 50,482 technician-confirmed spike events and 6,892 seizure markers, enabling study of real-world annotation practices. This resource also complements large in-hospital clinical EEG databases such as the Harvard Electroencephalography Database (HEEDB; 109,178 patients and 284,343 studies across four hospitals, on the same BDSP platform)[11]: whereas HEEDB comprises routine, epilepsy monitoring unit (EMU), and intensive care unit (ICU) recordings acquired in clinical facilities, the present corpus is far smaller overall but uniquely contributes a large volume of multi-day ambulatory EEG recorded in patients' homes. We preserve these workflow-native annotations deliberately: while they lack the consistency of multi-expert research labels, they capture the noise, variability, and practical constraints under which automated systems must ultimately operate (Figure 1).</w:t>
+        <w:t>Here we release the Neurotech EEG Dataset -- to our knowledge, one of the largest public clinical EEG corpora from a single service provider -- comprising 23,607 EEG recordings from 4,914 patients totaling 212,186 recording hours. This dataset complements TUH by providing: (1) a majority of ambulatory and multi-day recordings (53% of recordings, compared with a predominantly inpatient corpus in TUH), (2) Natus/Xltek hardware enabling cross-platform algorithm validation, and (3) intact clinical workflow annotations including 50,482 technician-confirmed spike events and 6,892 seizure markers, enabling study of real-world annotation practices. This resource also complements large in-hospital clinical EEG databases such as the Harvard Electroencephalography Database (HEEDB; ~109,000 patients, ~329,000 recordings, and ~3.3 million recording hours across four hospitals, on the same BDSP platform)[11]: whereas HEEDB comprises routine, epilepsy monitoring unit (EMU), and intensive care unit (ICU) recordings acquired in clinical facilities, the present corpus is far smaller overall but uniquely contributes a large volume of multi-day ambulatory EEG recorded in patients' homes. We preserve these workflow-native annotations deliberately: while they lack the consistency of multi-expert research labels, they capture the noise, variability, and practical constraints under which automated systems must ultimately operate (Figure 1).</w:t>
       </w:r>
     </w:p>
     <w:p>
@@ -864,7 +864,7 @@
                 <w:i w:val="0"/>
                 <w:sz w:val="18"/>
               </w:rPr>
-              <w:t>~284,000</w:t>
+              <w:t>~329,000</w:t>
             </w:r>
           </w:p>
         </w:tc>
@@ -881,7 +881,7 @@
                 <w:i w:val="0"/>
                 <w:sz w:val="18"/>
               </w:rPr>
-              <w:t>NR</w:t>
+              <w:t>~3,300,000</w:t>
             </w:r>
           </w:p>
         </w:tc>
@@ -3489,7 +3489,7 @@
           <w:i w:val="0"/>
           <w:sz w:val="22"/>
         </w:rPr>
-        <w:t xml:space="preserve"> Dataset positioning. (A) Distribution of EDF segment duration on a logarithmic scale (n = 23,607 EDFs with parseable signal data). Dashed lines indicate approximate boundaries between routine EEGs (&lt;1 hour), ambulatory/short-term monitoring (1-24 hours), and prolonged continuous monitoring (&gt;24 hours). (B) Annotation category breakdown: frequency of 226,486 annotation categories extracted from technician annotation files by keyword matching. Categories are not mutually exclusive. (C) Comparison of the Neurotech EEG Dataset with existing public EEG datasets by number of patients and total recording hours on a logarithmic scale.</w:t>
+        <w:t xml:space="preserve"> Dataset positioning. (A) Distribution of EDF segment duration on a logarithmic scale (n = 23,607 EDFs with parseable signal data). Dashed lines indicate approximate boundaries between routine EEGs (&lt;1 hour), ambulatory/short-term monitoring (1-24 hours), and prolonged continuous monitoring (&gt;24 hours). (B) Annotation category breakdown: frequency of 226,486 annotation categories extracted from technician annotation files by keyword matching. Categories are not mutually exclusive. (C) Comparison of the Neurotech EEG Dataset with other clinical EEG datasets by number of patients and total recording hours on a logarithmic scale. The Harvard EEG Database (HEEDB), on the same platform, is far larger overall but comprises in-hospital recordings only; the present dataset uniquely contributes multi-day ambulatory/home recordings.</w:t>
       </w:r>
     </w:p>
     <w:p>

--- a/manuscript-materials/Neurotech_EEG_Dataset_Draft.docx
+++ b/manuscript-materials/Neurotech_EEG_Dataset_Draft.docx
@@ -141,7 +141,7 @@
           <w:i w:val="0"/>
           <w:sz w:val="22"/>
         </w:rPr>
-        <w:t>Expert interpretation of the electroencephalogram (EEG) remains the cornerstone of epilepsy diagnosis[1], yet the global shortage of trained EEG readers creates a bottleneck affecting the approximately 50 million people living with epilepsy worldwide[9]. Machine learning (ML) offers a path toward scalable automated interpretation[2] [ref. 2 pending verification], but the scarcity of large, clinically representative public datasets has constrained progress. Spike detection algorithms trained on existing public datasets can achieve high accuracy on held-out test sets but can drop substantially when deployed on recordings from different clinical settings or hardware platforms -- a persistent and well-documented generalization problem^3-6,12^.</w:t>
+        <w:t>Expert interpretation of the electroencephalogram (EEG) remains the cornerstone of epilepsy diagnosis[1], yet the global shortage of trained EEG readers creates a bottleneck affecting the approximately 50 million people living with epilepsy worldwide[9]. Machine learning (ML) offers a path toward scalable automated interpretation[2], but the scarcity of large, clinically representative public datasets has constrained progress. Spike detection algorithms trained on existing public datasets can achieve high accuracy on held-out test sets but can drop substantially when deployed on recordings from different clinical settings or hardware platforms -- a persistent and well-documented generalization problem^3-6,12^.</w:t>
       </w:r>
     </w:p>
     <w:p>
@@ -3689,7 +3689,7 @@
           <w:i w:val="0"/>
           <w:sz w:val="22"/>
         </w:rPr>
-        <w:t xml:space="preserve">Westover, M.B. et al. Machine learning for electroencephalography: current status and future directions. </w:t>
+        <w:t xml:space="preserve">Roy, Y. et al. Deep learning-based electroencephalography analysis: a systematic review. </w:t>
       </w:r>
       <w:r>
         <w:rPr>
@@ -3698,7 +3698,7 @@
           <w:i/>
           <w:sz w:val="22"/>
         </w:rPr>
-        <w:t>J. Clin. Neurophysiol.</w:t>
+        <w:t>J. Neural Eng.</w:t>
       </w:r>
       <w:r>
         <w:rPr>
@@ -3707,24 +3707,7 @@
           <w:i w:val="0"/>
           <w:sz w:val="22"/>
         </w:rPr>
-        <w:t xml:space="preserve"> (2023). </w:t>
-      </w:r>
-      <w:r>
-        <w:rPr>
-          <w:rFonts w:ascii="Times New Roman" w:hAnsi="Times New Roman"/>
-          <w:b/>
-          <w:i w:val="0"/>
-          <w:sz w:val="22"/>
-        </w:rPr>
-        <w:t>[NEEDS VERIFICATION — author to confirm full citation (volume/pages/DOI) or replace; could not be located in a literature search.]</w:t>
-      </w:r>
-      <w:r>
-        <w:rPr>
-          <w:rFonts w:ascii="Times New Roman" w:hAnsi="Times New Roman"/>
-          <w:b w:val="0"/>
-          <w:i w:val="0"/>
-          <w:sz w:val="22"/>
-        </w:rPr>
+        <w:t xml:space="preserve"> 16, 051001 (2019).</w:t>
       </w:r>
     </w:p>
     <w:p>

--- a/manuscript-materials/Neurotech_EEG_Dataset_Draft.docx
+++ b/manuscript-materials/Neurotech_EEG_Dataset_Draft.docx
@@ -116,7 +116,7 @@
           <w:i w:val="0"/>
           <w:sz w:val="22"/>
         </w:rPr>
-        <w:t>We present the Neurotech EEG Dataset, a large clinical scalp electroencephalography (EEG) corpus comprising 23,607 EEG recordings from 4,914 patients acquired by a single EEG monitoring service provider across in-home and inpatient settings between 2021 and 2025, totaling 212,186 hours of signal data and 10.2 TB of storage. All recordings used the standard International 10-20 montage, spanning the full spectrum of clinical EEG practice: routine outpatient recordings (36%), ambulatory and short-term monitoring (53%), and prolonged continuous monitoring (11%). Recordings are accompanied by 226,486 technician-placed annotations including 50,482 spike markers, 6,892 seizure markers, 21,330 sharp wave annotations, and free-text clinical observations. We release the dataset in Brain Imaging Data Structure (BIDS) EEG format through the Brain Data Science Platform (BDSP) with de-identification compliant with the Health Insurance Portability and Accountability Act (HIPAA), including per-patient date shifting and automated name scrubbing of free-text annotations. By preserving workflow-native annotations, this resource enables researchers to train and validate EEG algorithms against the variability and noise of real clinical practice -- bridging the gap between benchmark performance and real-world deployment.</w:t>
+        <w:t>We present the Neurotech EEG Dataset, a large clinical scalp electroencephalography (EEG) corpus comprising 23,607 EEG recordings from 4,914 patients acquired by a single EEG monitoring service provider across in-home and inpatient settings between 2021 and 2025, totaling 212,186 hours of signal data and 10.2 TB of storage. All recordings used the standard International 10-20 montage, spanning the full spectrum of clinical EEG practice: routine outpatient recordings (36%), ambulatory and short-term monitoring (53%), and prolonged continuous monitoring (11%). A distinguishing feature is the large proportion of ambulatory recordings acquired in patients' homes, including multi-day studies -- a real-world, out-of-hospital recording context largely absent from existing large clinical EEG corpora, which are predominantly hospital-based. Recordings are accompanied by 226,486 technician-placed annotations including 50,482 spike markers, 6,892 seizure markers, 21,330 sharp wave annotations, and free-text clinical observations. We release the dataset in Brain Imaging Data Structure (BIDS) EEG format through the Brain Data Science Platform (BDSP) with de-identification compliant with the Health Insurance Portability and Accountability Act (HIPAA), including per-patient date shifting and automated name scrubbing of free-text annotations. By preserving workflow-native annotations, this resource enables researchers to train and validate EEG algorithms against the variability and noise of real clinical practice -- bridging the gap between benchmark performance and real-world deployment.</w:t>
       </w:r>
     </w:p>
     <w:p>
@@ -1250,7 +1250,7 @@
           <w:i w:val="0"/>
           <w:sz w:val="22"/>
         </w:rPr>
-        <w:t>Additional annotations document posterior dominant rhythm frequency and activation procedures (eyes open/closed, photic stimulation, hyperventilation). These are single-reader clinical workflow annotations, not multi-expert research labels. Inter-rater reliability was not assessed. While this limits their use as gold-standard evaluation labels, it enables study of real-world annotation practices including human-AI collaboration in EEG reading -- a research direction impossible with curated labels alone.</w:t>
+        <w:t>Additional annotations document posterior dominant rhythm (PDR) frequency and activation procedures (eyes open/closed, photic stimulation, hyperventilation). These are single-reader clinical workflow annotations, not multi-expert research labels. Inter-rater reliability was not assessed. While this limits their use as gold-standard evaluation labels, it enables study of real-world annotation practices including human-AI collaboration in EEG reading -- a research direction impossible with curated labels alone.</w:t>
       </w:r>
     </w:p>
     <w:p>

--- a/manuscript-materials/Neurotech_EEG_Dataset_Draft.docx
+++ b/manuscript-materials/Neurotech_EEG_Dataset_Draft.docx
@@ -17,14 +17,6 @@
       </w:r>
     </w:p>
     <w:p>
-      <w:r>
-        <w:rPr>
-          <w:rFonts w:ascii="Times New Roman" w:hAnsi="Times New Roman"/>
-          <w:b w:val="0"/>
-          <w:i w:val="0"/>
-          <w:sz w:val="22"/>
-        </w:rPr>
-      </w:r>
       <w:r>
         <w:rPr>
           <w:rFonts w:ascii="Times New Roman" w:hAnsi="Times New Roman"/>
@@ -67,14 +59,6 @@
       </w:r>
     </w:p>
     <w:p>
-      <w:r>
-        <w:rPr>
-          <w:rFonts w:ascii="Times New Roman" w:hAnsi="Times New Roman"/>
-          <w:b w:val="0"/>
-          <w:i w:val="0"/>
-          <w:sz w:val="22"/>
-        </w:rPr>
-      </w:r>
       <w:r>
         <w:rPr>
           <w:rFonts w:ascii="Times New Roman" w:hAnsi="Times New Roman"/>
@@ -173,27 +157,11 @@
       <w:r>
         <w:rPr>
           <w:rFonts w:ascii="Times New Roman" w:hAnsi="Times New Roman"/>
-          <w:b w:val="0"/>
-          <w:i w:val="0"/>
-          <w:sz w:val="22"/>
-        </w:rPr>
-      </w:r>
-      <w:r>
-        <w:rPr>
-          <w:rFonts w:ascii="Times New Roman" w:hAnsi="Times New Roman"/>
           <w:b/>
           <w:i w:val="0"/>
           <w:sz w:val="22"/>
         </w:rPr>
         <w:t>Table 1. Comparison with existing EEG datasets.</w:t>
-      </w:r>
-      <w:r>
-        <w:rPr>
-          <w:rFonts w:ascii="Times New Roman" w:hAnsi="Times New Roman"/>
-          <w:b w:val="0"/>
-          <w:i w:val="0"/>
-          <w:sz w:val="22"/>
-        </w:rPr>
       </w:r>
     </w:p>
     <w:tbl>
@@ -1156,14 +1124,6 @@
       <w:r>
         <w:rPr>
           <w:rFonts w:ascii="Times New Roman" w:hAnsi="Times New Roman"/>
-          <w:b w:val="0"/>
-          <w:i w:val="0"/>
-          <w:sz w:val="22"/>
-        </w:rPr>
-      </w:r>
-      <w:r>
-        <w:rPr>
-          <w:rFonts w:ascii="Times New Roman" w:hAnsi="Times New Roman"/>
           <w:b/>
           <w:i w:val="0"/>
           <w:sz w:val="22"/>
@@ -1187,14 +1147,6 @@
       <w:r>
         <w:rPr>
           <w:rFonts w:ascii="Times New Roman" w:hAnsi="Times New Roman"/>
-          <w:b w:val="0"/>
-          <w:i w:val="0"/>
-          <w:sz w:val="22"/>
-        </w:rPr>
-      </w:r>
-      <w:r>
-        <w:rPr>
-          <w:rFonts w:ascii="Times New Roman" w:hAnsi="Times New Roman"/>
           <w:b/>
           <w:i w:val="0"/>
           <w:sz w:val="22"/>
@@ -1215,14 +1167,6 @@
       <w:pPr>
         <w:pStyle w:val="ListNumber"/>
       </w:pPr>
-      <w:r>
-        <w:rPr>
-          <w:rFonts w:ascii="Times New Roman" w:hAnsi="Times New Roman"/>
-          <w:b w:val="0"/>
-          <w:i w:val="0"/>
-          <w:sz w:val="22"/>
-        </w:rPr>
-      </w:r>
       <w:r>
         <w:rPr>
           <w:rFonts w:ascii="Times New Roman" w:hAnsi="Times New Roman"/>
@@ -1282,14 +1226,6 @@
       <w:r>
         <w:rPr>
           <w:rFonts w:ascii="Times New Roman" w:hAnsi="Times New Roman"/>
-          <w:b w:val="0"/>
-          <w:i w:val="0"/>
-          <w:sz w:val="22"/>
-        </w:rPr>
-      </w:r>
-      <w:r>
-        <w:rPr>
-          <w:rFonts w:ascii="Times New Roman" w:hAnsi="Times New Roman"/>
           <w:b/>
           <w:i w:val="0"/>
           <w:sz w:val="22"/>
@@ -1310,14 +1246,6 @@
       <w:r>
         <w:rPr>
           <w:rFonts w:ascii="Times New Roman" w:hAnsi="Times New Roman"/>
-          <w:b w:val="0"/>
-          <w:i w:val="0"/>
-          <w:sz w:val="22"/>
-        </w:rPr>
-      </w:r>
-      <w:r>
-        <w:rPr>
-          <w:rFonts w:ascii="Times New Roman" w:hAnsi="Times New Roman"/>
           <w:b/>
           <w:i w:val="0"/>
           <w:sz w:val="22"/>
@@ -1335,14 +1263,6 @@
       </w:r>
     </w:p>
     <w:p>
-      <w:r>
-        <w:rPr>
-          <w:rFonts w:ascii="Times New Roman" w:hAnsi="Times New Roman"/>
-          <w:b w:val="0"/>
-          <w:i w:val="0"/>
-          <w:sz w:val="22"/>
-        </w:rPr>
-      </w:r>
       <w:r>
         <w:rPr>
           <w:rFonts w:ascii="Times New Roman" w:hAnsi="Times New Roman"/>
@@ -1558,14 +1478,6 @@
       <w:pPr>
         <w:spacing w:after="120"/>
       </w:pPr>
-      <w:r>
-        <w:rPr>
-          <w:rFonts w:ascii="Times New Roman" w:hAnsi="Times New Roman"/>
-          <w:b w:val="0"/>
-          <w:i w:val="0"/>
-          <w:sz w:val="22"/>
-        </w:rPr>
-      </w:r>
       <w:r>
         <w:rPr>
           <w:rFonts w:ascii="Times New Roman" w:hAnsi="Times New Roman"/>
@@ -2945,14 +2857,6 @@
       <w:r>
         <w:rPr>
           <w:rFonts w:ascii="Times New Roman" w:hAnsi="Times New Roman"/>
-          <w:b w:val="0"/>
-          <w:i w:val="0"/>
-          <w:sz w:val="22"/>
-        </w:rPr>
-      </w:r>
-      <w:r>
-        <w:rPr>
-          <w:rFonts w:ascii="Times New Roman" w:hAnsi="Times New Roman"/>
           <w:b/>
           <w:i w:val="0"/>
           <w:sz w:val="22"/>
@@ -2973,14 +2877,6 @@
       <w:pPr>
         <w:pStyle w:val="ListNumber"/>
       </w:pPr>
-      <w:r>
-        <w:rPr>
-          <w:rFonts w:ascii="Times New Roman" w:hAnsi="Times New Roman"/>
-          <w:b w:val="0"/>
-          <w:i w:val="0"/>
-          <w:sz w:val="22"/>
-        </w:rPr>
-      </w:r>
       <w:r>
         <w:rPr>
           <w:rFonts w:ascii="Times New Roman" w:hAnsi="Times New Roman"/>
@@ -3007,14 +2903,6 @@
       <w:r>
         <w:rPr>
           <w:rFonts w:ascii="Times New Roman" w:hAnsi="Times New Roman"/>
-          <w:b w:val="0"/>
-          <w:i w:val="0"/>
-          <w:sz w:val="22"/>
-        </w:rPr>
-      </w:r>
-      <w:r>
-        <w:rPr>
-          <w:rFonts w:ascii="Times New Roman" w:hAnsi="Times New Roman"/>
           <w:b/>
           <w:i w:val="0"/>
           <w:sz w:val="22"/>
@@ -3035,14 +2923,6 @@
       <w:pPr>
         <w:pStyle w:val="ListNumber"/>
       </w:pPr>
-      <w:r>
-        <w:rPr>
-          <w:rFonts w:ascii="Times New Roman" w:hAnsi="Times New Roman"/>
-          <w:b w:val="0"/>
-          <w:i w:val="0"/>
-          <w:sz w:val="22"/>
-        </w:rPr>
-      </w:r>
       <w:r>
         <w:rPr>
           <w:rFonts w:ascii="Times New Roman" w:hAnsi="Times New Roman"/>
@@ -3310,7 +3190,76 @@
           <w:i w:val="0"/>
           <w:sz w:val="22"/>
         </w:rPr>
-        <w:t>The dataset is available through BDSP at s3://bdsp-opendata-repository/EEG/bids/Neurotech/. Access requires a data use agreement (DUA); registration details are available at https://bdsp.io. The dataset is formatted according to BIDS-EEG v1.7.0 and can be read using standard tools including MNE-Python, MNE-BIDS, pyedflib, and edfio.</w:t>
+        <w:t xml:space="preserve">The dataset is available through the Brain Data Science Platform (BDSP) at </w:t>
+      </w:r>
+      <w:hyperlink r:id="rId9">
+        <w:r>
+          <w:rPr>
+            <w:rFonts w:ascii="Times New Roman" w:hAnsi="Times New Roman"/>
+            <w:sz w:val="22"/>
+            <w:color w:val="0563C1"/>
+            <w:u w:val="single"/>
+          </w:rPr>
+          <w:t xml:space="preserve">https://bdsp.io/content/nf89816gtxbon11kbr9a/1.0/</w:t>
+        </w:r>
+      </w:hyperlink>
+      <w:r>
+        <w:rPr>
+          <w:rFonts w:ascii="Times New Roman" w:hAnsi="Times New Roman"/>
+          <w:b w:val="0"/>
+          <w:i w:val="0"/>
+          <w:sz w:val="22"/>
+        </w:rPr>
+        <w:t xml:space="preserve"> (DOI: </w:t>
+      </w:r>
+      <w:hyperlink r:id="rId10">
+        <w:r>
+          <w:rPr>
+            <w:rFonts w:ascii="Times New Roman" w:hAnsi="Times New Roman"/>
+            <w:sz w:val="22"/>
+            <w:color w:val="0563C1"/>
+            <w:u w:val="single"/>
+          </w:rPr>
+          <w:t xml:space="preserve">https://doi.org/10.60508/v99k-ek82</w:t>
+        </w:r>
+      </w:hyperlink>
+      <w:r>
+        <w:rPr>
+          <w:rFonts w:ascii="Times New Roman" w:hAnsi="Times New Roman"/>
+          <w:b w:val="0"/>
+          <w:i w:val="0"/>
+          <w:sz w:val="22"/>
+        </w:rPr>
+        <w:t xml:space="preserve">), hosted at s3://bdsp-opendata-repository/EEG/bids/Neurotech/. Access requires a data use agreement (DUA); register at </w:t>
+      </w:r>
+      <w:hyperlink r:id="rId11">
+        <w:r>
+          <w:rPr>
+            <w:rFonts w:ascii="Times New Roman" w:hAnsi="Times New Roman"/>
+            <w:sz w:val="22"/>
+            <w:color w:val="0563C1"/>
+            <w:u w:val="single"/>
+          </w:rPr>
+          <w:t xml:space="preserve">https://bdsp.io</w:t>
+        </w:r>
+      </w:hyperlink>
+      <w:r>
+        <w:rPr>
+          <w:rFonts w:ascii="Times New Roman" w:hAnsi="Times New Roman"/>
+          <w:b w:val="0"/>
+          <w:i w:val="0"/>
+          <w:sz w:val="22"/>
+        </w:rPr>
+        <w:t>.</w:t>
+      </w:r>
+      <w:r>
+        <w:rPr>
+          <w:rFonts w:ascii="Times New Roman" w:hAnsi="Times New Roman"/>
+          <w:b w:val="0"/>
+          <w:i w:val="0"/>
+          <w:sz w:val="22"/>
+        </w:rPr>
+        <w:t xml:space="preserve"> The dataset is formatted according to BIDS-EEG v1.7.0 and can be read using standard tools including MNE-Python, MNE-BIDS, pyedflib, and edfio.</w:t>
       </w:r>
     </w:p>
     <w:p>
@@ -3335,7 +3284,36 @@
           <w:i w:val="0"/>
           <w:sz w:val="22"/>
         </w:rPr>
-        <w:t>Code for the BIDS conversion pipeline, de-identification procedures, and annotation extraction is available at https://github.com/bdsp-core/Neurotech-EEG-Wrangling. Every quantitative result in this manuscript can be regenerated from de-identified data via reproduce_manuscript_numbers.py; see REPRODUCIBILITY.md. EEG and annotation statistics are additionally reproducible directly from the public BIDS dataset (compute_eeg_stats_from_s3.py).</w:t>
+        <w:t xml:space="preserve">Code for the BIDS conversion pipeline, de-identification procedures, and annotation extraction is available at </w:t>
+      </w:r>
+      <w:hyperlink r:id="rId12">
+        <w:r>
+          <w:rPr>
+            <w:rFonts w:ascii="Times New Roman" w:hAnsi="Times New Roman"/>
+            <w:sz w:val="22"/>
+            <w:color w:val="0563C1"/>
+            <w:u w:val="single"/>
+          </w:rPr>
+          <w:t xml:space="preserve">https://github.com/bdsp-core/Neurotech-EEG-Wrangling</w:t>
+        </w:r>
+      </w:hyperlink>
+      <w:r>
+        <w:rPr>
+          <w:rFonts w:ascii="Times New Roman" w:hAnsi="Times New Roman"/>
+          <w:b w:val="0"/>
+          <w:i w:val="0"/>
+          <w:sz w:val="22"/>
+        </w:rPr>
+        <w:t>.</w:t>
+      </w:r>
+      <w:r>
+        <w:rPr>
+          <w:rFonts w:ascii="Times New Roman" w:hAnsi="Times New Roman"/>
+          <w:b w:val="0"/>
+          <w:i w:val="0"/>
+          <w:sz w:val="22"/>
+        </w:rPr>
+        <w:t xml:space="preserve"> Every quantitative result in this manuscript can be regenerated from de-identified data via reproduce_manuscript_numbers.py; see REPRODUCIBILITY.md. EEG and annotation statistics are additionally reproducible directly from the public BIDS dataset (compute_eeg_stats_from_s3.py).</w:t>
       </w:r>
     </w:p>
     <w:p>
@@ -3372,7 +3350,7 @@
                     <pic:cNvPicPr/>
                   </pic:nvPicPr>
                   <pic:blipFill>
-                    <a:blip r:embed="rId9"/>
+                    <a:blip r:embed="rId13"/>
                     <a:stretch>
                       <a:fillRect/>
                     </a:stretch>
@@ -3395,14 +3373,6 @@
       <w:pPr>
         <w:spacing w:after="240"/>
       </w:pPr>
-      <w:r>
-        <w:rPr>
-          <w:rFonts w:ascii="Times New Roman" w:hAnsi="Times New Roman"/>
-          <w:b w:val="0"/>
-          <w:i w:val="0"/>
-          <w:sz w:val="22"/>
-        </w:rPr>
-      </w:r>
       <w:r>
         <w:rPr>
           <w:rFonts w:ascii="Times New Roman" w:hAnsi="Times New Roman"/>
@@ -3442,7 +3412,7 @@
                     <pic:cNvPicPr/>
                   </pic:nvPicPr>
                   <pic:blipFill>
-                    <a:blip r:embed="rId10"/>
+                    <a:blip r:embed="rId14"/>
                     <a:stretch>
                       <a:fillRect/>
                     </a:stretch>
@@ -3465,14 +3435,6 @@
       <w:pPr>
         <w:spacing w:after="240"/>
       </w:pPr>
-      <w:r>
-        <w:rPr>
-          <w:rFonts w:ascii="Times New Roman" w:hAnsi="Times New Roman"/>
-          <w:b w:val="0"/>
-          <w:i w:val="0"/>
-          <w:sz w:val="22"/>
-        </w:rPr>
-      </w:r>
       <w:r>
         <w:rPr>
           <w:rFonts w:ascii="Times New Roman" w:hAnsi="Times New Roman"/>
@@ -3512,7 +3474,7 @@
                     <pic:cNvPicPr/>
                   </pic:nvPicPr>
                   <pic:blipFill>
-                    <a:blip r:embed="rId11"/>
+                    <a:blip r:embed="rId15"/>
                     <a:stretch>
                       <a:fillRect/>
                     </a:stretch>
@@ -3535,14 +3497,6 @@
       <w:pPr>
         <w:spacing w:after="240"/>
       </w:pPr>
-      <w:r>
-        <w:rPr>
-          <w:rFonts w:ascii="Times New Roman" w:hAnsi="Times New Roman"/>
-          <w:b w:val="0"/>
-          <w:i w:val="0"/>
-          <w:sz w:val="22"/>
-        </w:rPr>
-      </w:r>
       <w:r>
         <w:rPr>
           <w:rFonts w:ascii="Times New Roman" w:hAnsi="Times New Roman"/>
@@ -3582,7 +3536,7 @@
                     <pic:cNvPicPr/>
                   </pic:nvPicPr>
                   <pic:blipFill>
-                    <a:blip r:embed="rId12"/>
+                    <a:blip r:embed="rId16"/>
                     <a:stretch>
                       <a:fillRect/>
                     </a:stretch>
@@ -3605,14 +3559,6 @@
       <w:pPr>
         <w:spacing w:after="240"/>
       </w:pPr>
-      <w:r>
-        <w:rPr>
-          <w:rFonts w:ascii="Times New Roman" w:hAnsi="Times New Roman"/>
-          <w:b w:val="0"/>
-          <w:i w:val="0"/>
-          <w:sz w:val="22"/>
-        </w:rPr>
-      </w:r>
       <w:r>
         <w:rPr>
           <w:rFonts w:ascii="Times New Roman" w:hAnsi="Times New Roman"/>
@@ -4115,14 +4061,6 @@
       <w:r>
         <w:rPr>
           <w:rFonts w:ascii="Times New Roman" w:hAnsi="Times New Roman"/>
-          <w:b w:val="0"/>
-          <w:i w:val="0"/>
-          <w:sz w:val="22"/>
-        </w:rPr>
-      </w:r>
-      <w:r>
-        <w:rPr>
-          <w:rFonts w:ascii="Times New Roman" w:hAnsi="Times New Roman"/>
           <w:b/>
           <w:i w:val="0"/>
           <w:sz w:val="22"/>
@@ -4448,14 +4386,6 @@
       <w:pPr>
         <w:spacing w:after="120"/>
       </w:pPr>
-      <w:r>
-        <w:rPr>
-          <w:rFonts w:ascii="Times New Roman" w:hAnsi="Times New Roman"/>
-          <w:b w:val="0"/>
-          <w:i w:val="0"/>
-          <w:sz w:val="22"/>
-        </w:rPr>
-      </w:r>
       <w:r>
         <w:rPr>
           <w:rFonts w:ascii="Times New Roman" w:hAnsi="Times New Roman"/>
@@ -5407,14 +5337,6 @@
       <w:r>
         <w:rPr>
           <w:rFonts w:ascii="Times New Roman" w:hAnsi="Times New Roman"/>
-          <w:b w:val="0"/>
-          <w:i w:val="0"/>
-          <w:sz w:val="22"/>
-        </w:rPr>
-      </w:r>
-      <w:r>
-        <w:rPr>
-          <w:rFonts w:ascii="Times New Roman" w:hAnsi="Times New Roman"/>
           <w:b/>
           <w:i w:val="0"/>
           <w:sz w:val="22"/>
@@ -5830,14 +5752,6 @@
       <w:pPr>
         <w:spacing w:after="120"/>
       </w:pPr>
-      <w:r>
-        <w:rPr>
-          <w:rFonts w:ascii="Times New Roman" w:hAnsi="Times New Roman"/>
-          <w:b w:val="0"/>
-          <w:i w:val="0"/>
-          <w:sz w:val="22"/>
-        </w:rPr>
-      </w:r>
       <w:r>
         <w:rPr>
           <w:rFonts w:ascii="Times New Roman" w:hAnsi="Times New Roman"/>
@@ -7504,14 +7418,6 @@
       <w:r>
         <w:rPr>
           <w:rFonts w:ascii="Times New Roman" w:hAnsi="Times New Roman"/>
-          <w:b w:val="0"/>
-          <w:i w:val="0"/>
-          <w:sz w:val="22"/>
-        </w:rPr>
-      </w:r>
-      <w:r>
-        <w:rPr>
-          <w:rFonts w:ascii="Times New Roman" w:hAnsi="Times New Roman"/>
           <w:b/>
           <w:i w:val="0"/>
           <w:sz w:val="22"/>
@@ -7909,7 +7815,7 @@
                     <pic:cNvPicPr/>
                   </pic:nvPicPr>
                   <pic:blipFill>
-                    <a:blip r:embed="rId13"/>
+                    <a:blip r:embed="rId17"/>
                     <a:stretch>
                       <a:fillRect/>
                     </a:stretch>
@@ -7932,14 +7838,6 @@
       <w:pPr>
         <w:spacing w:after="240"/>
       </w:pPr>
-      <w:r>
-        <w:rPr>
-          <w:rFonts w:ascii="Times New Roman" w:hAnsi="Times New Roman"/>
-          <w:b w:val="0"/>
-          <w:i w:val="0"/>
-          <w:sz w:val="22"/>
-        </w:rPr>
-      </w:r>
       <w:r>
         <w:rPr>
           <w:rFonts w:ascii="Times New Roman" w:hAnsi="Times New Roman"/>
@@ -7979,7 +7877,7 @@
                     <pic:cNvPicPr/>
                   </pic:nvPicPr>
                   <pic:blipFill>
-                    <a:blip r:embed="rId14"/>
+                    <a:blip r:embed="rId18"/>
                     <a:stretch>
                       <a:fillRect/>
                     </a:stretch>
@@ -8002,14 +7900,6 @@
       <w:pPr>
         <w:spacing w:after="240"/>
       </w:pPr>
-      <w:r>
-        <w:rPr>
-          <w:rFonts w:ascii="Times New Roman" w:hAnsi="Times New Roman"/>
-          <w:b w:val="0"/>
-          <w:i w:val="0"/>
-          <w:sz w:val="22"/>
-        </w:rPr>
-      </w:r>
       <w:r>
         <w:rPr>
           <w:rFonts w:ascii="Times New Roman" w:hAnsi="Times New Roman"/>
@@ -8049,7 +7939,7 @@
                     <pic:cNvPicPr/>
                   </pic:nvPicPr>
                   <pic:blipFill>
-                    <a:blip r:embed="rId15"/>
+                    <a:blip r:embed="rId19"/>
                     <a:stretch>
                       <a:fillRect/>
                     </a:stretch>
@@ -8072,14 +7962,6 @@
       <w:pPr>
         <w:spacing w:after="240"/>
       </w:pPr>
-      <w:r>
-        <w:rPr>
-          <w:rFonts w:ascii="Times New Roman" w:hAnsi="Times New Roman"/>
-          <w:b w:val="0"/>
-          <w:i w:val="0"/>
-          <w:sz w:val="22"/>
-        </w:rPr>
-      </w:r>
       <w:r>
         <w:rPr>
           <w:rFonts w:ascii="Times New Roman" w:hAnsi="Times New Roman"/>
@@ -8119,7 +8001,7 @@
                     <pic:cNvPicPr/>
                   </pic:nvPicPr>
                   <pic:blipFill>
-                    <a:blip r:embed="rId16"/>
+                    <a:blip r:embed="rId20"/>
                     <a:stretch>
                       <a:fillRect/>
                     </a:stretch>
@@ -8142,14 +8024,6 @@
       <w:pPr>
         <w:spacing w:after="240"/>
       </w:pPr>
-      <w:r>
-        <w:rPr>
-          <w:rFonts w:ascii="Times New Roman" w:hAnsi="Times New Roman"/>
-          <w:b w:val="0"/>
-          <w:i w:val="0"/>
-          <w:sz w:val="22"/>
-        </w:rPr>
-      </w:r>
       <w:r>
         <w:rPr>
           <w:rFonts w:ascii="Times New Roman" w:hAnsi="Times New Roman"/>

--- a/manuscript-materials/Neurotech_EEG_Dataset_Draft.docx
+++ b/manuscript-materials/Neurotech_EEG_Dataset_Draft.docx
@@ -1004,7 +1004,7 @@
                 <w:i w:val="0"/>
                 <w:sz w:val="18"/>
               </w:rPr>
-              <w:t>Routine + ambulatory + ICU</w:t>
+              <w:t>Routine + ambulatory + ICU/EMU</w:t>
             </w:r>
           </w:p>
         </w:tc>
@@ -1064,7 +1064,7 @@
           <w:i w:val="0"/>
           <w:sz w:val="22"/>
         </w:rPr>
-        <w:t>The dataset comprises all clinical EEG recordings performed by Neurotech, LLC -- an accredited EEG monitoring service provider -- between 2021 and 2025. Rather than a single hospital or center, Neurotech acquires recordings across diverse settings: in-home ambulatory studies performed in patients' homes, and continuous monitoring in partner hospital intensive care units (ICUs) and epilepsy monitoring units (EMUs) across the United States, using a uniform hardware and technologist workflow. No inclusion or exclusion criteria were applied; this cohort represents the full clinical caseload. Recording types span routine outpatient EEGs (typically &lt;1 hour), ambulatory monitoring studies (1-24 hours), and prolonged continuous EEG monitoring in the intensive care unit (ICU; &gt;24 hours). The 4,914 unique patients in the released dataset contributed 23,607 EEG recordings, with 73% of patients (3,570) having multiple recordings (median 3 per patient, interquartile range 1-6).</w:t>
+        <w:t>The dataset comprises all clinical EEG recordings performed by Neurotech, LLC -- an accredited EEG monitoring service provider -- between 2021 and 2025. Rather than a single hospital or center, Neurotech acquires recordings across diverse settings: in-home ambulatory studies performed in patients' homes, and continuous monitoring in partner hospital intensive care units (ICUs) and epilepsy monitoring units (EMUs) across the United States, using a uniform hardware and technologist workflow. No inclusion or exclusion criteria were applied; this cohort represents the full clinical caseload. Recording types span routine outpatient EEGs (typically &lt;1 hour), ambulatory monitoring studies (1-24 hours), and prolonged continuous EEG monitoring in inpatient intensive care units and epilepsy monitoring units (ICU/EMU; &gt;24 hours). The 4,914 unique patients in the released dataset contributed 23,607 EEG recordings, with 73% of patients (3,570) having multiple recordings (median 3 per patient, interquartile range 1-6).</w:t>
       </w:r>
     </w:p>
     <w:p>
@@ -1119,8 +1119,17 @@
     </w:p>
     <w:p>
       <w:pPr>
-        <w:pStyle w:val="ListNumber"/>
+        <w:ind w:left="360" w:hanging="360"/>
       </w:pPr>
+      <w:r>
+        <w:rPr>
+          <w:rFonts w:ascii="Times New Roman" w:hAnsi="Times New Roman"/>
+          <w:b w:val="0"/>
+          <w:i w:val="0"/>
+          <w:sz w:val="22"/>
+        </w:rPr>
+        <w:t xml:space="preserve">1. </w:t>
+      </w:r>
       <w:r>
         <w:rPr>
           <w:rFonts w:ascii="Times New Roman" w:hAnsi="Times New Roman"/>
@@ -1142,8 +1151,17 @@
     </w:p>
     <w:p>
       <w:pPr>
-        <w:pStyle w:val="ListNumber"/>
+        <w:ind w:left="360" w:hanging="360"/>
       </w:pPr>
+      <w:r>
+        <w:rPr>
+          <w:rFonts w:ascii="Times New Roman" w:hAnsi="Times New Roman"/>
+          <w:b w:val="0"/>
+          <w:i w:val="0"/>
+          <w:sz w:val="22"/>
+        </w:rPr>
+        <w:t xml:space="preserve">2. </w:t>
+      </w:r>
       <w:r>
         <w:rPr>
           <w:rFonts w:ascii="Times New Roman" w:hAnsi="Times New Roman"/>
@@ -1165,8 +1183,17 @@
     </w:p>
     <w:p>
       <w:pPr>
-        <w:pStyle w:val="ListNumber"/>
+        <w:ind w:left="360" w:hanging="360"/>
       </w:pPr>
+      <w:r>
+        <w:rPr>
+          <w:rFonts w:ascii="Times New Roman" w:hAnsi="Times New Roman"/>
+          <w:b w:val="0"/>
+          <w:i w:val="0"/>
+          <w:sz w:val="22"/>
+        </w:rPr>
+        <w:t xml:space="preserve">3. </w:t>
+      </w:r>
       <w:r>
         <w:rPr>
           <w:rFonts w:ascii="Times New Roman" w:hAnsi="Times New Roman"/>
@@ -2852,8 +2879,17 @@
     </w:p>
     <w:p>
       <w:pPr>
-        <w:pStyle w:val="ListNumber"/>
+        <w:ind w:left="360" w:hanging="360"/>
       </w:pPr>
+      <w:r>
+        <w:rPr>
+          <w:rFonts w:ascii="Times New Roman" w:hAnsi="Times New Roman"/>
+          <w:b w:val="0"/>
+          <w:i w:val="0"/>
+          <w:sz w:val="22"/>
+        </w:rPr>
+        <w:t xml:space="preserve">1. </w:t>
+      </w:r>
       <w:r>
         <w:rPr>
           <w:rFonts w:ascii="Times New Roman" w:hAnsi="Times New Roman"/>
@@ -2875,8 +2911,17 @@
     </w:p>
     <w:p>
       <w:pPr>
-        <w:pStyle w:val="ListNumber"/>
+        <w:ind w:left="360" w:hanging="360"/>
       </w:pPr>
+      <w:r>
+        <w:rPr>
+          <w:rFonts w:ascii="Times New Roman" w:hAnsi="Times New Roman"/>
+          <w:b w:val="0"/>
+          <w:i w:val="0"/>
+          <w:sz w:val="22"/>
+        </w:rPr>
+        <w:t xml:space="preserve">2. </w:t>
+      </w:r>
       <w:r>
         <w:rPr>
           <w:rFonts w:ascii="Times New Roman" w:hAnsi="Times New Roman"/>
@@ -2898,8 +2943,17 @@
     </w:p>
     <w:p>
       <w:pPr>
-        <w:pStyle w:val="ListNumber"/>
+        <w:ind w:left="360" w:hanging="360"/>
       </w:pPr>
+      <w:r>
+        <w:rPr>
+          <w:rFonts w:ascii="Times New Roman" w:hAnsi="Times New Roman"/>
+          <w:b w:val="0"/>
+          <w:i w:val="0"/>
+          <w:sz w:val="22"/>
+        </w:rPr>
+        <w:t xml:space="preserve">3. </w:t>
+      </w:r>
       <w:r>
         <w:rPr>
           <w:rFonts w:ascii="Times New Roman" w:hAnsi="Times New Roman"/>
@@ -2921,8 +2975,17 @@
     </w:p>
     <w:p>
       <w:pPr>
-        <w:pStyle w:val="ListNumber"/>
+        <w:ind w:left="360" w:hanging="360"/>
       </w:pPr>
+      <w:r>
+        <w:rPr>
+          <w:rFonts w:ascii="Times New Roman" w:hAnsi="Times New Roman"/>
+          <w:b w:val="0"/>
+          <w:i w:val="0"/>
+          <w:sz w:val="22"/>
+        </w:rPr>
+        <w:t xml:space="preserve">4. </w:t>
+      </w:r>
       <w:r>
         <w:rPr>
           <w:rFonts w:ascii="Times New Roman" w:hAnsi="Times New Roman"/>
@@ -3594,7 +3657,7 @@
     </w:p>
     <w:p>
       <w:pPr>
-        <w:pStyle w:val="ListNumber"/>
+        <w:ind w:left="360" w:hanging="360"/>
       </w:pPr>
       <w:r>
         <w:rPr>
@@ -3603,7 +3666,7 @@
           <w:i w:val="0"/>
           <w:sz w:val="22"/>
         </w:rPr>
-        <w:t xml:space="preserve">Noachtar, S. &amp; Remi, J. The role of EEG in epilepsy: a critical review. </w:t>
+        <w:t xml:space="preserve">1. Noachtar, S. &amp; Remi, J. The role of EEG in epilepsy: a critical review. </w:t>
       </w:r>
       <w:r>
         <w:rPr>
@@ -3626,7 +3689,7 @@
     </w:p>
     <w:p>
       <w:pPr>
-        <w:pStyle w:val="ListNumber"/>
+        <w:ind w:left="360" w:hanging="360"/>
       </w:pPr>
       <w:r>
         <w:rPr>
@@ -3635,7 +3698,7 @@
           <w:i w:val="0"/>
           <w:sz w:val="22"/>
         </w:rPr>
-        <w:t xml:space="preserve">Roy, Y. et al. Deep learning-based electroencephalography analysis: a systematic review. </w:t>
+        <w:t xml:space="preserve">2. Roy, Y. et al. Deep learning-based electroencephalography analysis: a systematic review. </w:t>
       </w:r>
       <w:r>
         <w:rPr>
@@ -3658,7 +3721,7 @@
     </w:p>
     <w:p>
       <w:pPr>
-        <w:pStyle w:val="ListNumber"/>
+        <w:ind w:left="360" w:hanging="360"/>
       </w:pPr>
       <w:r>
         <w:rPr>
@@ -3667,7 +3730,7 @@
           <w:i w:val="0"/>
           <w:sz w:val="22"/>
         </w:rPr>
-        <w:t xml:space="preserve">Shoeb, A. &amp; Guttag, J. Application of machine learning to epileptic seizure detection. </w:t>
+        <w:t xml:space="preserve">3. Shoeb, A. &amp; Guttag, J. Application of machine learning to epileptic seizure detection. </w:t>
       </w:r>
       <w:r>
         <w:rPr>
@@ -3690,7 +3753,7 @@
     </w:p>
     <w:p>
       <w:pPr>
-        <w:pStyle w:val="ListNumber"/>
+        <w:ind w:left="360" w:hanging="360"/>
       </w:pPr>
       <w:r>
         <w:rPr>
@@ -3699,7 +3762,7 @@
           <w:i w:val="0"/>
           <w:sz w:val="22"/>
         </w:rPr>
-        <w:t xml:space="preserve">Andrzejak, R.G. et al. Indications of nonlinear deterministic and finite-dimensional structures in time series of brain electrical activity. </w:t>
+        <w:t xml:space="preserve">4. Andrzejak, R.G. et al. Indications of nonlinear deterministic and finite-dimensional structures in time series of brain electrical activity. </w:t>
       </w:r>
       <w:r>
         <w:rPr>
@@ -3722,7 +3785,7 @@
     </w:p>
     <w:p>
       <w:pPr>
-        <w:pStyle w:val="ListNumber"/>
+        <w:ind w:left="360" w:hanging="360"/>
       </w:pPr>
       <w:r>
         <w:rPr>
@@ -3731,7 +3794,7 @@
           <w:i w:val="0"/>
           <w:sz w:val="22"/>
         </w:rPr>
-        <w:t xml:space="preserve">Detti, P. et al. EEG synchronization analysis for seizure prediction: a study on data of noninvasive recordings. </w:t>
+        <w:t xml:space="preserve">5. Detti, P. et al. EEG synchronization analysis for seizure prediction: a study on data of noninvasive recordings. </w:t>
       </w:r>
       <w:r>
         <w:rPr>
@@ -3754,7 +3817,7 @@
     </w:p>
     <w:p>
       <w:pPr>
-        <w:pStyle w:val="ListNumber"/>
+        <w:ind w:left="360" w:hanging="360"/>
       </w:pPr>
       <w:r>
         <w:rPr>
@@ -3763,7 +3826,7 @@
           <w:i w:val="0"/>
           <w:sz w:val="22"/>
         </w:rPr>
-        <w:t xml:space="preserve">Gemein, L.A.W. et al. Machine-learning-based diagnostics of EEG pathology. </w:t>
+        <w:t xml:space="preserve">6. Gemein, L.A.W. et al. Machine-learning-based diagnostics of EEG pathology. </w:t>
       </w:r>
       <w:r>
         <w:rPr>
@@ -3786,7 +3849,7 @@
     </w:p>
     <w:p>
       <w:pPr>
-        <w:pStyle w:val="ListNumber"/>
+        <w:ind w:left="360" w:hanging="360"/>
       </w:pPr>
       <w:r>
         <w:rPr>
@@ -3795,7 +3858,7 @@
           <w:i w:val="0"/>
           <w:sz w:val="22"/>
         </w:rPr>
-        <w:t xml:space="preserve">Obeid, I. &amp; Picone, J. The Temple University Hospital EEG Data Corpus. </w:t>
+        <w:t xml:space="preserve">7. Obeid, I. &amp; Picone, J. The Temple University Hospital EEG Data Corpus. </w:t>
       </w:r>
       <w:r>
         <w:rPr>
@@ -3818,7 +3881,7 @@
     </w:p>
     <w:p>
       <w:pPr>
-        <w:pStyle w:val="ListNumber"/>
+        <w:ind w:left="360" w:hanging="360"/>
       </w:pPr>
       <w:r>
         <w:rPr>
@@ -3827,7 +3890,7 @@
           <w:i w:val="0"/>
           <w:sz w:val="22"/>
         </w:rPr>
-        <w:t xml:space="preserve">Pernet, C.R. et al. EEG-BIDS, an extension to the brain imaging data structure for electroencephalography. </w:t>
+        <w:t xml:space="preserve">8. Pernet, C.R. et al. EEG-BIDS, an extension to the brain imaging data structure for electroencephalography. </w:t>
       </w:r>
       <w:r>
         <w:rPr>
@@ -3850,7 +3913,7 @@
     </w:p>
     <w:p>
       <w:pPr>
-        <w:pStyle w:val="ListNumber"/>
+        <w:ind w:left="360" w:hanging="360"/>
       </w:pPr>
       <w:r>
         <w:rPr>
@@ -3859,7 +3922,7 @@
           <w:i w:val="0"/>
           <w:sz w:val="22"/>
         </w:rPr>
-        <w:t xml:space="preserve">World Health Organization. </w:t>
+        <w:t xml:space="preserve">9. World Health Organization. </w:t>
       </w:r>
       <w:r>
         <w:rPr>
@@ -3882,7 +3945,7 @@
     </w:p>
     <w:p>
       <w:pPr>
-        <w:pStyle w:val="ListNumber"/>
+        <w:ind w:left="360" w:hanging="360"/>
       </w:pPr>
       <w:r>
         <w:rPr>
@@ -3891,7 +3954,7 @@
           <w:i w:val="0"/>
           <w:sz w:val="22"/>
         </w:rPr>
-        <w:t xml:space="preserve">Gorgolewski, K.J. et al. The brain imaging data structure, a format for organizing and describing outputs of neuroimaging experiments. </w:t>
+        <w:t xml:space="preserve">10. Gorgolewski, K.J. et al. The brain imaging data structure, a format for organizing and describing outputs of neuroimaging experiments. </w:t>
       </w:r>
       <w:r>
         <w:rPr>
@@ -3914,7 +3977,7 @@
     </w:p>
     <w:p>
       <w:pPr>
-        <w:pStyle w:val="ListNumber"/>
+        <w:ind w:left="360" w:hanging="360"/>
       </w:pPr>
       <w:r>
         <w:rPr>
@@ -3923,7 +3986,7 @@
           <w:i w:val="0"/>
           <w:sz w:val="22"/>
         </w:rPr>
-        <w:t xml:space="preserve">Sun, C. et al. Harvard Electroencephalography Database: a comprehensive clinical electroencephalographic resource from four Boston hospitals. </w:t>
+        <w:t xml:space="preserve">11. Sun, C. et al. Harvard Electroencephalography Database: a comprehensive clinical electroencephalographic resource from four Boston hospitals. </w:t>
       </w:r>
       <w:r>
         <w:rPr>
@@ -3946,7 +4009,7 @@
     </w:p>
     <w:p>
       <w:pPr>
-        <w:pStyle w:val="ListNumber"/>
+        <w:ind w:left="360" w:hanging="360"/>
       </w:pPr>
       <w:r>
         <w:rPr>
@@ -3955,7 +4018,7 @@
           <w:i w:val="0"/>
           <w:sz w:val="22"/>
         </w:rPr>
-        <w:t xml:space="preserve">Xu, L. et al. Cross-dataset variability problem in EEG decoding with deep learning. </w:t>
+        <w:t xml:space="preserve">12. Xu, L. et al. Cross-dataset variability problem in EEG decoding with deep learning. </w:t>
       </w:r>
       <w:r>
         <w:rPr>

--- a/manuscript-materials/Neurotech_EEG_Dataset_Draft.docx
+++ b/manuscript-materials/Neurotech_EEG_Dataset_Draft.docx
@@ -44,7 +44,7 @@
           <w:i w:val="0"/>
           <w:sz w:val="22"/>
         </w:rPr>
-        <w:t>[1] Neurotech, [City, State]</w:t>
+        <w:t>[1] Neurotech, Waukesha, WI</w:t>
       </w:r>
     </w:p>
     <w:p>
@@ -125,7 +125,26 @@
           <w:i w:val="0"/>
           <w:sz w:val="22"/>
         </w:rPr>
-        <w:t>Expert interpretation of the electroencephalogram (EEG) remains the cornerstone of epilepsy diagnosis[1], yet the global shortage of trained EEG readers creates a bottleneck affecting the approximately 50 million people living with epilepsy worldwide[9]. Machine learning (ML) offers a path toward scalable automated interpretation[2], but the scarcity of large, clinically representative public datasets has constrained progress. Spike detection algorithms trained on existing public datasets can achieve high accuracy on held-out test sets but can drop substantially when deployed on recordings from different clinical settings or hardware platforms -- a persistent and well-documented generalization problem^3-6,12^.</w:t>
+        <w:t>Expert interpretation of the electroencephalogram (EEG) remains the cornerstone of epilepsy diagnosis[1], yet the global shortage of trained EEG readers creates a bottleneck affecting the approximately 50 million people living with epilepsy worldwide[9]. Machine learning (ML) offers a path toward scalable automated interpretation[2], but the scarcity of large, clinically representative public datasets has constrained progress. Spike detection algorithms trained on existing public datasets can achieve high accuracy on held-out test sets but can drop substantially when deployed on recordings from different clinical settings or hardware platforms -- a persistent and well-documented generalization problem</w:t>
+      </w:r>
+      <w:r>
+        <w:rPr>
+          <w:rFonts w:ascii="Times New Roman" w:hAnsi="Times New Roman"/>
+          <w:b w:val="0"/>
+          <w:i w:val="0"/>
+          <w:sz w:val="22"/>
+          <w:vertAlign w:val="superscript"/>
+        </w:rPr>
+        <w:t>3-6,12</w:t>
+      </w:r>
+      <w:r>
+        <w:rPr>
+          <w:rFonts w:ascii="Times New Roman" w:hAnsi="Times New Roman"/>
+          <w:b w:val="0"/>
+          <w:i w:val="0"/>
+          <w:sz w:val="22"/>
+        </w:rPr>
+        <w:t>.</w:t>
       </w:r>
     </w:p>
     <w:p>
@@ -314,7 +333,17 @@
                 <w:i w:val="0"/>
                 <w:sz w:val="18"/>
               </w:rPr>
-              <w:t>CHB-MIT^3^</w:t>
+              <w:t>CHB-MIT</w:t>
+            </w:r>
+            <w:r>
+              <w:rPr>
+                <w:rFonts w:ascii="Times New Roman" w:hAnsi="Times New Roman"/>
+                <w:b w:val="0"/>
+                <w:i w:val="0"/>
+                <w:sz w:val="18"/>
+                <w:vertAlign w:val="superscript"/>
+              </w:rPr>
+              <w:t>3</w:t>
             </w:r>
           </w:p>
         </w:tc>
@@ -435,7 +464,17 @@
                 <w:i w:val="0"/>
                 <w:sz w:val="18"/>
               </w:rPr>
-              <w:t>Bonn^4^</w:t>
+              <w:t>Bonn</w:t>
+            </w:r>
+            <w:r>
+              <w:rPr>
+                <w:rFonts w:ascii="Times New Roman" w:hAnsi="Times New Roman"/>
+                <w:b w:val="0"/>
+                <w:i w:val="0"/>
+                <w:sz w:val="18"/>
+                <w:vertAlign w:val="superscript"/>
+              </w:rPr>
+              <w:t>4</w:t>
             </w:r>
           </w:p>
         </w:tc>
@@ -556,7 +595,17 @@
                 <w:i w:val="0"/>
                 <w:sz w:val="18"/>
               </w:rPr>
-              <w:t>Siena^5^</w:t>
+              <w:t>Siena</w:t>
+            </w:r>
+            <w:r>
+              <w:rPr>
+                <w:rFonts w:ascii="Times New Roman" w:hAnsi="Times New Roman"/>
+                <w:b w:val="0"/>
+                <w:i w:val="0"/>
+                <w:sz w:val="18"/>
+                <w:vertAlign w:val="superscript"/>
+              </w:rPr>
+              <w:t>5</w:t>
             </w:r>
           </w:p>
         </w:tc>
@@ -677,7 +726,17 @@
                 <w:i w:val="0"/>
                 <w:sz w:val="18"/>
               </w:rPr>
-              <w:t>TUH EEG Corpus^7^</w:t>
+              <w:t>TUH EEG Corpus</w:t>
+            </w:r>
+            <w:r>
+              <w:rPr>
+                <w:rFonts w:ascii="Times New Roman" w:hAnsi="Times New Roman"/>
+                <w:b w:val="0"/>
+                <w:i w:val="0"/>
+                <w:sz w:val="18"/>
+                <w:vertAlign w:val="superscript"/>
+              </w:rPr>
+              <w:t>7</w:t>
             </w:r>
           </w:p>
         </w:tc>
@@ -798,7 +857,17 @@
                 <w:i w:val="0"/>
                 <w:sz w:val="18"/>
               </w:rPr>
-              <w:t>Harvard EEG Database^11^</w:t>
+              <w:t>Harvard EEG Database</w:t>
+            </w:r>
+            <w:r>
+              <w:rPr>
+                <w:rFonts w:ascii="Times New Roman" w:hAnsi="Times New Roman"/>
+                <w:b w:val="0"/>
+                <w:i w:val="0"/>
+                <w:sz w:val="18"/>
+                <w:vertAlign w:val="superscript"/>
+              </w:rPr>
+              <w:t>11</w:t>
             </w:r>
           </w:p>
         </w:tc>
@@ -1392,7 +1461,26 @@
           <w:i w:val="0"/>
           <w:sz w:val="22"/>
         </w:rPr>
-        <w:t>We converted the dataset to BIDS-EEG format (version 1.7.0)^8,10^ and assigned each patient a de-identified identifier (sub-NeurotechN). Each EDF recording segment constitutes a separate session (ses-N), numbered sequentially per patient. For each session, the following files are provided (Figure 1):</w:t>
+        <w:t>We converted the dataset to BIDS-EEG format (version 1.7.0)</w:t>
+      </w:r>
+      <w:r>
+        <w:rPr>
+          <w:rFonts w:ascii="Times New Roman" w:hAnsi="Times New Roman"/>
+          <w:b w:val="0"/>
+          <w:i w:val="0"/>
+          <w:sz w:val="22"/>
+          <w:vertAlign w:val="superscript"/>
+        </w:rPr>
+        <w:t>8,10</w:t>
+      </w:r>
+      <w:r>
+        <w:rPr>
+          <w:rFonts w:ascii="Times New Roman" w:hAnsi="Times New Roman"/>
+          <w:b w:val="0"/>
+          <w:i w:val="0"/>
+          <w:sz w:val="22"/>
+        </w:rPr>
+        <w:t xml:space="preserve"> and assigned each patient a de-identified identifier (sub-NeurotechN). Each EDF recording segment constitutes a separate session (ses-N), numbered sequentially per patient. For each session, the following files are provided (Figure 1):</w:t>
       </w:r>
     </w:p>
     <w:p>
@@ -1612,14 +1700,6 @@
           </w:tcPr>
           <w:p>
             <w:r/>
-            <w:r>
-              <w:rPr>
-                <w:rFonts w:ascii="Times New Roman" w:hAnsi="Times New Roman"/>
-                <w:b w:val="0"/>
-                <w:i w:val="0"/>
-                <w:sz w:val="18"/>
-              </w:rPr>
-            </w:r>
           </w:p>
         </w:tc>
         <w:tc>
@@ -1628,14 +1708,6 @@
           </w:tcPr>
           <w:p>
             <w:r/>
-            <w:r>
-              <w:rPr>
-                <w:rFonts w:ascii="Times New Roman" w:hAnsi="Times New Roman"/>
-                <w:b w:val="0"/>
-                <w:i w:val="0"/>
-                <w:sz w:val="18"/>
-              </w:rPr>
-            </w:r>
           </w:p>
         </w:tc>
       </w:tr>
@@ -1680,14 +1752,6 @@
           </w:tcPr>
           <w:p>
             <w:r/>
-            <w:r>
-              <w:rPr>
-                <w:rFonts w:ascii="Times New Roman" w:hAnsi="Times New Roman"/>
-                <w:b w:val="0"/>
-                <w:i w:val="0"/>
-                <w:sz w:val="18"/>
-              </w:rPr>
-            </w:r>
           </w:p>
         </w:tc>
       </w:tr>
@@ -1927,14 +1991,6 @@
           </w:tcPr>
           <w:p>
             <w:r/>
-            <w:r>
-              <w:rPr>
-                <w:rFonts w:ascii="Times New Roman" w:hAnsi="Times New Roman"/>
-                <w:b w:val="0"/>
-                <w:i w:val="0"/>
-                <w:sz w:val="18"/>
-              </w:rPr>
-            </w:r>
           </w:p>
         </w:tc>
         <w:tc>
@@ -2191,14 +2247,6 @@
           </w:tcPr>
           <w:p>
             <w:r/>
-            <w:r>
-              <w:rPr>
-                <w:rFonts w:ascii="Times New Roman" w:hAnsi="Times New Roman"/>
-                <w:b w:val="0"/>
-                <w:i w:val="0"/>
-                <w:sz w:val="18"/>
-              </w:rPr>
-            </w:r>
           </w:p>
         </w:tc>
         <w:tc>
@@ -2207,14 +2255,6 @@
           </w:tcPr>
           <w:p>
             <w:r/>
-            <w:r>
-              <w:rPr>
-                <w:rFonts w:ascii="Times New Roman" w:hAnsi="Times New Roman"/>
-                <w:b w:val="0"/>
-                <w:i w:val="0"/>
-                <w:sz w:val="18"/>
-              </w:rPr>
-            </w:r>
           </w:p>
         </w:tc>
       </w:tr>
@@ -2259,14 +2299,6 @@
           </w:tcPr>
           <w:p>
             <w:r/>
-            <w:r>
-              <w:rPr>
-                <w:rFonts w:ascii="Times New Roman" w:hAnsi="Times New Roman"/>
-                <w:b w:val="0"/>
-                <w:i w:val="0"/>
-                <w:sz w:val="18"/>
-              </w:rPr>
-            </w:r>
           </w:p>
         </w:tc>
       </w:tr>
@@ -2311,14 +2343,6 @@
           </w:tcPr>
           <w:p>
             <w:r/>
-            <w:r>
-              <w:rPr>
-                <w:rFonts w:ascii="Times New Roman" w:hAnsi="Times New Roman"/>
-                <w:b w:val="0"/>
-                <w:i w:val="0"/>
-                <w:sz w:val="18"/>
-              </w:rPr>
-            </w:r>
           </w:p>
         </w:tc>
       </w:tr>
@@ -2416,14 +2440,6 @@
           </w:tcPr>
           <w:p>
             <w:r/>
-            <w:r>
-              <w:rPr>
-                <w:rFonts w:ascii="Times New Roman" w:hAnsi="Times New Roman"/>
-                <w:b w:val="0"/>
-                <w:i w:val="0"/>
-                <w:sz w:val="18"/>
-              </w:rPr>
-            </w:r>
           </w:p>
         </w:tc>
       </w:tr>
@@ -2504,14 +2520,6 @@
           </w:tcPr>
           <w:p>
             <w:r/>
-            <w:r>
-              <w:rPr>
-                <w:rFonts w:ascii="Times New Roman" w:hAnsi="Times New Roman"/>
-                <w:b w:val="0"/>
-                <w:i w:val="0"/>
-                <w:sz w:val="18"/>
-              </w:rPr>
-            </w:r>
           </w:p>
         </w:tc>
         <w:tc>
@@ -2679,14 +2687,6 @@
           </w:tcPr>
           <w:p>
             <w:r/>
-            <w:r>
-              <w:rPr>
-                <w:rFonts w:ascii="Times New Roman" w:hAnsi="Times New Roman"/>
-                <w:b w:val="0"/>
-                <w:i w:val="0"/>
-                <w:sz w:val="18"/>
-              </w:rPr>
-            </w:r>
           </w:p>
         </w:tc>
       </w:tr>
@@ -2731,14 +2731,6 @@
           </w:tcPr>
           <w:p>
             <w:r/>
-            <w:r>
-              <w:rPr>
-                <w:rFonts w:ascii="Times New Roman" w:hAnsi="Times New Roman"/>
-                <w:b w:val="0"/>
-                <w:i w:val="0"/>
-                <w:sz w:val="18"/>
-              </w:rPr>
-            </w:r>
           </w:p>
         </w:tc>
       </w:tr>
@@ -3228,7 +3220,7 @@
           <w:i w:val="0"/>
           <w:sz w:val="22"/>
         </w:rPr>
-        <w:t>Future versions of this dataset will add multi-expert re-annotation of a validation subset to establish inter-rater reliability, apply automated sleep staging to multi-day recordings, and develop a curated bank of teaching cases with an interactive web application for EEG education. We also plan to publish updates to the clinical metadata as additional patient documentation becomes available and as the name-linkage procedure is refined to capture more of the long tail of spelling variants.</w:t>
+        <w:t>Future versions of this dataset may add multi-expert re-annotation of a validation subset to establish inter-rater reliability, apply automated sleep staging to multi-day recordings, and develop a curated bank of teaching cases with an interactive web application for EEG education. We also hope to publish updates to the clinical metadata as additional patient documentation becomes available and as the name-linkage procedure is refined to capture more of the long tail of spelling variants.</w:t>
       </w:r>
     </w:p>
     <w:p>
@@ -4061,7 +4053,7 @@
           <w:i w:val="0"/>
           <w:sz w:val="22"/>
         </w:rPr>
-        <w:t>MBW is a co-founder, scientific advisor, consultant to, and has personal equity interest in Beacon Biosignals. KM, CP, and MG are employees of Neurotech. The other authors declare that they have no conflicts of interest.</w:t>
+        <w:t>MBW is a co-founder, scientific advisor, consultant to, and has personal equity interest in Beacon Biosignals. KM, CP, and MG are employees of Neurotech. DMG has been provided speaker fees from Harvard Medical School, AAN, AES, ACNS, NNS, AI in Epilepsy and Neurology, Florida Epilepsy Alliance, and UT-Austin. He also previously has been a paid consultant for Neuro Event Labs, IDR, LivaNova, Health Advances, Duke University, Bloom Insights and Wiley. He has received grants from NIH, ABPN, BIDMC and the Lions Club. The other authors declare that they have no conflicts of interest.</w:t>
       </w:r>
     </w:p>
     <w:p>
@@ -4086,7 +4078,7 @@
           <w:i w:val="0"/>
           <w:sz w:val="22"/>
         </w:rPr>
-        <w:t>MBW receives research funding from the NIH (RF1AG064312, RF1NS120947, R01AG073410, R01HL161253, R01NS126282, R01AG073598, R01NS131347, R01NS130119, R01NS131347). DMG receives research funding from the NIH (K23NS124656).</w:t>
+        <w:t>MBW receives research funding from the NIH (RF1AG064312, RF1NS120947, R01AG073410, R01HL161253, R01NS126282, R01AG073598, R01NS131347, R01NS130119, R01NS131347). DMG receives research funding from the NIH (K23NS124656, R21NS142800) and the ABPN.</w:t>
       </w:r>
     </w:p>
     <w:p>
@@ -5922,14 +5914,6 @@
           </w:tcPr>
           <w:p>
             <w:r/>
-            <w:r>
-              <w:rPr>
-                <w:rFonts w:ascii="Times New Roman" w:hAnsi="Times New Roman"/>
-                <w:b w:val="0"/>
-                <w:i w:val="0"/>
-                <w:sz w:val="18"/>
-              </w:rPr>
-            </w:r>
           </w:p>
         </w:tc>
         <w:tc>
@@ -5938,14 +5922,6 @@
           </w:tcPr>
           <w:p>
             <w:r/>
-            <w:r>
-              <w:rPr>
-                <w:rFonts w:ascii="Times New Roman" w:hAnsi="Times New Roman"/>
-                <w:b w:val="0"/>
-                <w:i w:val="0"/>
-                <w:sz w:val="18"/>
-              </w:rPr>
-            </w:r>
           </w:p>
         </w:tc>
       </w:tr>
@@ -6238,14 +6214,6 @@
           </w:tcPr>
           <w:p>
             <w:r/>
-            <w:r>
-              <w:rPr>
-                <w:rFonts w:ascii="Times New Roman" w:hAnsi="Times New Roman"/>
-                <w:b w:val="0"/>
-                <w:i w:val="0"/>
-                <w:sz w:val="18"/>
-              </w:rPr>
-            </w:r>
           </w:p>
         </w:tc>
         <w:tc>
@@ -6254,14 +6222,6 @@
           </w:tcPr>
           <w:p>
             <w:r/>
-            <w:r>
-              <w:rPr>
-                <w:rFonts w:ascii="Times New Roman" w:hAnsi="Times New Roman"/>
-                <w:b w:val="0"/>
-                <w:i w:val="0"/>
-                <w:sz w:val="18"/>
-              </w:rPr>
-            </w:r>
           </w:p>
         </w:tc>
       </w:tr>
@@ -6306,14 +6266,6 @@
           </w:tcPr>
           <w:p>
             <w:r/>
-            <w:r>
-              <w:rPr>
-                <w:rFonts w:ascii="Times New Roman" w:hAnsi="Times New Roman"/>
-                <w:b w:val="0"/>
-                <w:i w:val="0"/>
-                <w:sz w:val="18"/>
-              </w:rPr>
-            </w:r>
           </w:p>
         </w:tc>
       </w:tr>
@@ -6358,14 +6310,6 @@
           </w:tcPr>
           <w:p>
             <w:r/>
-            <w:r>
-              <w:rPr>
-                <w:rFonts w:ascii="Times New Roman" w:hAnsi="Times New Roman"/>
-                <w:b w:val="0"/>
-                <w:i w:val="0"/>
-                <w:sz w:val="18"/>
-              </w:rPr>
-            </w:r>
           </w:p>
         </w:tc>
       </w:tr>
@@ -6410,14 +6354,6 @@
           </w:tcPr>
           <w:p>
             <w:r/>
-            <w:r>
-              <w:rPr>
-                <w:rFonts w:ascii="Times New Roman" w:hAnsi="Times New Roman"/>
-                <w:b w:val="0"/>
-                <w:i w:val="0"/>
-                <w:sz w:val="18"/>
-              </w:rPr>
-            </w:r>
           </w:p>
         </w:tc>
       </w:tr>
@@ -6462,14 +6398,6 @@
           </w:tcPr>
           <w:p>
             <w:r/>
-            <w:r>
-              <w:rPr>
-                <w:rFonts w:ascii="Times New Roman" w:hAnsi="Times New Roman"/>
-                <w:b w:val="0"/>
-                <w:i w:val="0"/>
-                <w:sz w:val="18"/>
-              </w:rPr>
-            </w:r>
           </w:p>
         </w:tc>
       </w:tr>
@@ -6497,14 +6425,6 @@
           </w:tcPr>
           <w:p>
             <w:r/>
-            <w:r>
-              <w:rPr>
-                <w:rFonts w:ascii="Times New Roman" w:hAnsi="Times New Roman"/>
-                <w:b w:val="0"/>
-                <w:i w:val="0"/>
-                <w:sz w:val="18"/>
-              </w:rPr>
-            </w:r>
           </w:p>
         </w:tc>
         <w:tc>
@@ -6513,14 +6433,6 @@
           </w:tcPr>
           <w:p>
             <w:r/>
-            <w:r>
-              <w:rPr>
-                <w:rFonts w:ascii="Times New Roman" w:hAnsi="Times New Roman"/>
-                <w:b w:val="0"/>
-                <w:i w:val="0"/>
-                <w:sz w:val="18"/>
-              </w:rPr>
-            </w:r>
           </w:p>
         </w:tc>
       </w:tr>
@@ -6565,14 +6477,6 @@
           </w:tcPr>
           <w:p>
             <w:r/>
-            <w:r>
-              <w:rPr>
-                <w:rFonts w:ascii="Times New Roman" w:hAnsi="Times New Roman"/>
-                <w:b w:val="0"/>
-                <w:i w:val="0"/>
-                <w:sz w:val="18"/>
-              </w:rPr>
-            </w:r>
           </w:p>
         </w:tc>
       </w:tr>
@@ -6617,14 +6521,6 @@
           </w:tcPr>
           <w:p>
             <w:r/>
-            <w:r>
-              <w:rPr>
-                <w:rFonts w:ascii="Times New Roman" w:hAnsi="Times New Roman"/>
-                <w:b w:val="0"/>
-                <w:i w:val="0"/>
-                <w:sz w:val="18"/>
-              </w:rPr>
-            </w:r>
           </w:p>
         </w:tc>
       </w:tr>
@@ -6669,14 +6565,6 @@
           </w:tcPr>
           <w:p>
             <w:r/>
-            <w:r>
-              <w:rPr>
-                <w:rFonts w:ascii="Times New Roman" w:hAnsi="Times New Roman"/>
-                <w:b w:val="0"/>
-                <w:i w:val="0"/>
-                <w:sz w:val="18"/>
-              </w:rPr>
-            </w:r>
           </w:p>
         </w:tc>
       </w:tr>
@@ -6721,14 +6609,6 @@
           </w:tcPr>
           <w:p>
             <w:r/>
-            <w:r>
-              <w:rPr>
-                <w:rFonts w:ascii="Times New Roman" w:hAnsi="Times New Roman"/>
-                <w:b w:val="0"/>
-                <w:i w:val="0"/>
-                <w:sz w:val="18"/>
-              </w:rPr>
-            </w:r>
           </w:p>
         </w:tc>
       </w:tr>
@@ -6756,14 +6636,6 @@
           </w:tcPr>
           <w:p>
             <w:r/>
-            <w:r>
-              <w:rPr>
-                <w:rFonts w:ascii="Times New Roman" w:hAnsi="Times New Roman"/>
-                <w:b w:val="0"/>
-                <w:i w:val="0"/>
-                <w:sz w:val="18"/>
-              </w:rPr>
-            </w:r>
           </w:p>
         </w:tc>
         <w:tc>
@@ -6772,14 +6644,6 @@
           </w:tcPr>
           <w:p>
             <w:r/>
-            <w:r>
-              <w:rPr>
-                <w:rFonts w:ascii="Times New Roman" w:hAnsi="Times New Roman"/>
-                <w:b w:val="0"/>
-                <w:i w:val="0"/>
-                <w:sz w:val="18"/>
-              </w:rPr>
-            </w:r>
           </w:p>
         </w:tc>
       </w:tr>
@@ -6824,14 +6688,6 @@
           </w:tcPr>
           <w:p>
             <w:r/>
-            <w:r>
-              <w:rPr>
-                <w:rFonts w:ascii="Times New Roman" w:hAnsi="Times New Roman"/>
-                <w:b w:val="0"/>
-                <w:i w:val="0"/>
-                <w:sz w:val="18"/>
-              </w:rPr>
-            </w:r>
           </w:p>
         </w:tc>
       </w:tr>
@@ -6876,14 +6732,6 @@
           </w:tcPr>
           <w:p>
             <w:r/>
-            <w:r>
-              <w:rPr>
-                <w:rFonts w:ascii="Times New Roman" w:hAnsi="Times New Roman"/>
-                <w:b w:val="0"/>
-                <w:i w:val="0"/>
-                <w:sz w:val="18"/>
-              </w:rPr>
-            </w:r>
           </w:p>
         </w:tc>
       </w:tr>
@@ -6928,14 +6776,6 @@
           </w:tcPr>
           <w:p>
             <w:r/>
-            <w:r>
-              <w:rPr>
-                <w:rFonts w:ascii="Times New Roman" w:hAnsi="Times New Roman"/>
-                <w:b w:val="0"/>
-                <w:i w:val="0"/>
-                <w:sz w:val="18"/>
-              </w:rPr>
-            </w:r>
           </w:p>
         </w:tc>
       </w:tr>
@@ -6963,14 +6803,6 @@
           </w:tcPr>
           <w:p>
             <w:r/>
-            <w:r>
-              <w:rPr>
-                <w:rFonts w:ascii="Times New Roman" w:hAnsi="Times New Roman"/>
-                <w:b w:val="0"/>
-                <w:i w:val="0"/>
-                <w:sz w:val="18"/>
-              </w:rPr>
-            </w:r>
           </w:p>
         </w:tc>
         <w:tc>
@@ -6979,14 +6811,6 @@
           </w:tcPr>
           <w:p>
             <w:r/>
-            <w:r>
-              <w:rPr>
-                <w:rFonts w:ascii="Times New Roman" w:hAnsi="Times New Roman"/>
-                <w:b w:val="0"/>
-                <w:i w:val="0"/>
-                <w:sz w:val="18"/>
-              </w:rPr>
-            </w:r>
           </w:p>
         </w:tc>
       </w:tr>
@@ -7031,14 +6855,6 @@
           </w:tcPr>
           <w:p>
             <w:r/>
-            <w:r>
-              <w:rPr>
-                <w:rFonts w:ascii="Times New Roman" w:hAnsi="Times New Roman"/>
-                <w:b w:val="0"/>
-                <w:i w:val="0"/>
-                <w:sz w:val="18"/>
-              </w:rPr>
-            </w:r>
           </w:p>
         </w:tc>
       </w:tr>
@@ -7083,14 +6899,6 @@
           </w:tcPr>
           <w:p>
             <w:r/>
-            <w:r>
-              <w:rPr>
-                <w:rFonts w:ascii="Times New Roman" w:hAnsi="Times New Roman"/>
-                <w:b w:val="0"/>
-                <w:i w:val="0"/>
-                <w:sz w:val="18"/>
-              </w:rPr>
-            </w:r>
           </w:p>
         </w:tc>
       </w:tr>
@@ -7135,14 +6943,6 @@
           </w:tcPr>
           <w:p>
             <w:r/>
-            <w:r>
-              <w:rPr>
-                <w:rFonts w:ascii="Times New Roman" w:hAnsi="Times New Roman"/>
-                <w:b w:val="0"/>
-                <w:i w:val="0"/>
-                <w:sz w:val="18"/>
-              </w:rPr>
-            </w:r>
           </w:p>
         </w:tc>
       </w:tr>
@@ -7187,14 +6987,6 @@
           </w:tcPr>
           <w:p>
             <w:r/>
-            <w:r>
-              <w:rPr>
-                <w:rFonts w:ascii="Times New Roman" w:hAnsi="Times New Roman"/>
-                <w:b w:val="0"/>
-                <w:i w:val="0"/>
-                <w:sz w:val="18"/>
-              </w:rPr>
-            </w:r>
           </w:p>
         </w:tc>
       </w:tr>
@@ -7239,14 +7031,6 @@
           </w:tcPr>
           <w:p>
             <w:r/>
-            <w:r>
-              <w:rPr>
-                <w:rFonts w:ascii="Times New Roman" w:hAnsi="Times New Roman"/>
-                <w:b w:val="0"/>
-                <w:i w:val="0"/>
-                <w:sz w:val="18"/>
-              </w:rPr>
-            </w:r>
           </w:p>
         </w:tc>
       </w:tr>
@@ -7397,14 +7181,6 @@
           </w:tcPr>
           <w:p>
             <w:r/>
-            <w:r>
-              <w:rPr>
-                <w:rFonts w:ascii="Times New Roman" w:hAnsi="Times New Roman"/>
-                <w:b w:val="0"/>
-                <w:i w:val="0"/>
-                <w:sz w:val="18"/>
-              </w:rPr>
-            </w:r>
           </w:p>
         </w:tc>
       </w:tr>

--- a/manuscript-materials/Neurotech_EEG_Dataset_Draft.docx
+++ b/manuscript-materials/Neurotech_EEG_Dataset_Draft.docx
@@ -166,7 +166,7 @@
           <w:i w:val="0"/>
           <w:sz w:val="22"/>
         </w:rPr>
-        <w:t>Here we release the Neurotech EEG Dataset -- to our knowledge, one of the largest public clinical EEG corpora from a single service provider -- comprising 23,607 EEG recordings from 4,914 patients totaling 212,186 recording hours. This dataset complements TUH by providing: (1) a majority of ambulatory and multi-day recordings (53% of recordings, compared with a predominantly inpatient corpus in TUH), (2) Natus/Xltek hardware enabling cross-platform algorithm validation, and (3) intact clinical workflow annotations including 50,482 technician-confirmed spike events and 6,892 seizure markers, enabling study of real-world annotation practices. This resource also complements large in-hospital clinical EEG databases such as the Harvard Electroencephalography Database (HEEDB; ~109,000 patients, ~329,000 recordings, and ~3.3 million recording hours across four hospitals, on the same BDSP platform)[11]: whereas HEEDB comprises routine, epilepsy monitoring unit (EMU), and intensive care unit (ICU) recordings acquired in clinical facilities, the present corpus is far smaller overall but uniquely contributes a large volume of multi-day ambulatory EEG recorded in patients' homes. We preserve these workflow-native annotations deliberately: while they lack the consistency of multi-expert research labels, they capture the noise, variability, and practical constraints under which automated systems must ultimately operate (Figure 1).</w:t>
+        <w:t>Here we release the Neurotech EEG Dataset -- to our knowledge, one of the largest public clinical EEG corpora from a single service provider -- comprising 23,607 EEG recordings from 4,914 patients totaling 212,186 recording hours. This dataset complements TUH by providing: (1) a majority of ambulatory and multi-day recordings (53% of recordings, compared with a predominantly inpatient corpus in TUH), (2) ambulatory acquisition hardware (Lifelines/EMS), distinct from the clinical acquisition systems used in existing corpora, enabling cross-platform algorithm validation, and (3) intact clinical workflow annotations including 50,482 technician-confirmed spike events and 6,892 seizure markers, enabling study of real-world annotation practices. This resource also complements large in-hospital clinical EEG databases such as the Harvard Electroencephalography Database (HEEDB; ~109,000 patients, ~329,000 recordings, and ~3.3 million recording hours across four hospitals, on the same BDSP platform)[11]: whereas HEEDB comprises routine, epilepsy monitoring unit (EMU), and intensive care unit (ICU) recordings acquired in clinical facilities, the present corpus is far smaller overall but uniquely contributes a large volume of multi-day ambulatory EEG recorded in patients' homes. We preserve these workflow-native annotations deliberately: while they lack the consistency of multi-expert research labels, they capture the noise, variability, and practical constraints under which automated systems must ultimately operate (Figure 1).</w:t>
       </w:r>
     </w:p>
     <w:p>
@@ -1056,7 +1056,7 @@
                 <w:i w:val="0"/>
                 <w:sz w:val="18"/>
               </w:rPr>
-              <w:t>Natus/Xltek</w:t>
+              <w:t>Lifelines / EMS</w:t>
             </w:r>
           </w:p>
         </w:tc>
@@ -1158,7 +1158,7 @@
           <w:i w:val="0"/>
           <w:sz w:val="22"/>
         </w:rPr>
-        <w:t>All recordings were acquired using Natus/Xltek NeuroWorks EEG systems. Electrodes were placed according to the standard International 10-20 system, with typical montages including 25-29 channels: Fp1, Fp2, F3, F4, C3, C4, P3, P4, O1, O2, F7, F8, T3, T4, T5, T6, Fz, Pz, Cz, A1, A2, T1, T2, F11, F12, and an electrocardiogram (ECG) channel. Recordings span 22-30 channels (median 28); 24% contain 29 channels including the EDF+ annotation signal. Signals were sampled at 256 Hz and stored in European Data Format (EDF+C, continuous).</w:t>
+        <w:t>All recordings were acquired using Lifelines or EMS ambulatory EEG systems (with Persyst spike and seizure detection). Electrodes were placed according to the standard International 10-20 system, with typical montages including 25-29 channels: Fp1, Fp2, F3, F4, C3, C4, P3, P4, O1, O2, F7, F8, T3, T4, T5, T6, Fz, Pz, Cz, A1, A2, T1, T2, F11, F12, and an electrocardiogram (ECG) channel. Recordings span 22-30 channels (median 28); 24% contain 29 channels including the EDF+ annotation signal. Signals were sampled at 256 Hz and stored in European Data Format (EDF+C, continuous).</w:t>
       </w:r>
     </w:p>
     <w:p>
@@ -1183,7 +1183,7 @@
           <w:i w:val="0"/>
           <w:sz w:val="22"/>
         </w:rPr>
-        <w:t>EEG technicians placed annotations during routine clinical workflow using the Natus/Xltek annotation system. Three annotation types are present:</w:t>
+        <w:t>EEG technicians placed annotations during routine clinical workflow using the Persyst spike/seizure detection and clinical annotation workflow. Three annotation types are present:</w:t>
       </w:r>
     </w:p>
     <w:p>
@@ -2755,7 +2755,7 @@
           <w:i w:val="0"/>
           <w:sz w:val="22"/>
         </w:rPr>
-        <w:t>The majority of recordings (53%) fall in the 1-24 hour range consistent with ambulatory or short-term monitoring, while 36% are routine outpatient EEGs under one hour and 11% are prolonged continuous monitoring studies exceeding 24 hours (Supplementary Table 1, Figure 2A). In addition to the 23,607 recordings containing signal data, the BIDS dataset includes 30,819 header-only EDF files originating from the Natus/Xltek source export. These zero-record stubs are produced by the acquisition system at recording-session boundaries and aborted-start events; they contain a valid EDF header with channel definitions but no data records. We release them alongside the full-signal recordings to preserve session-level integrity for users wishing to reconstruct complete clinical visits, but they should be filtered out (e.g., on n_records &gt; 0) for any signal-level analysis.</w:t>
+        <w:t>The majority of recordings (53%) fall in the 1-24 hour range consistent with ambulatory or short-term monitoring, while 36% are routine outpatient EEGs under one hour and 11% are prolonged continuous monitoring studies exceeding 24 hours (Supplementary Table 1, Figure 2A). In addition to the 23,607 recordings containing signal data, the BIDS dataset includes 30,819 header-only EDF files originating from the acquisition-system source export. These zero-record stubs are produced by the acquisition system at recording-session boundaries and aborted-start events; they contain a valid EDF header with channel definitions but no data records. We release them alongside the full-signal recordings to preserve session-level integrity for users wishing to reconstruct complete clinical visits, but they should be filtered out (e.g., on n_records &gt; 0) for any signal-level analysis.</w:t>
       </w:r>
     </w:p>
     <w:p>
@@ -2816,7 +2816,7 @@
           <w:i w:val="0"/>
           <w:sz w:val="22"/>
         </w:rPr>
-        <w:t>All 23,607 EEG recordings were validated for EDF format compliance during BIDS conversion. Channel configuration is consistent across recordings, with all readable files containing 22-30 channels at 256 Hz (median: 28 channels). An additional 30,819 EDF files in the BIDS tree are zero-record header stubs from the Natus/Xltek source export (recording boundaries, interrupted sessions); they are documented in Data Records and should be filtered out for signal-level analyses. Signal quality metrics beyond format compliance (e.g., impedance values, artifact rates) are not reported; users should apply their own quality control procedures appropriate to their use case.</w:t>
+        <w:t>All 23,607 EEG recordings were validated for EDF format compliance during BIDS conversion. Channel configuration is consistent across recordings, with all readable files containing 22-30 channels at 256 Hz (median: 28 channels). An additional 30,819 EDF files in the BIDS tree are zero-record header stubs from the acquisition-system source export (recording boundaries, interrupted sessions); they are documented in Data Records and should be filtered out for signal-level analyses. Signal quality metrics beyond format compliance (e.g., impedance values, artifact rates) are not reported; users should apply their own quality control procedures appropriate to their use case.</w:t>
       </w:r>
     </w:p>
     <w:p>
@@ -3195,7 +3195,7 @@
           <w:i w:val="0"/>
           <w:sz w:val="22"/>
         </w:rPr>
-        <w:t xml:space="preserve"> alongside the 23,607 EEG recordings (Natus/Xltek source artifact); users should filter on n_records &gt; 0 or file size when constructing analysis cohorts. Sixth, name-based linkage between extracted EHR data and BDSP de-identified subject IDs achieves 99.96% confident matches; the remaining 0.04% of EHR folders represent patients whose names exhibit substantial spelling variation between source systems and are excluded from the de-identified clinical metadata release.</w:t>
+        <w:t xml:space="preserve"> alongside the 23,607 EEG recordings (acquisition-system source artifact); users should filter on n_records &gt; 0 or file size when constructing analysis cohorts. Sixth, name-based linkage between extracted EHR data and BDSP de-identified subject IDs achieves 99.96% confident matches; the remaining 0.04% of EHR folders represent patients whose names exhibit substantial spelling variation between source systems and are excluded from the de-identified clinical metadata release.</w:t>
       </w:r>
     </w:p>
     <w:p>

--- a/manuscript-materials/Neurotech_EEG_Dataset_Draft.docx
+++ b/manuscript-materials/Neurotech_EEG_Dataset_Draft.docx
@@ -100,7 +100,7 @@
           <w:i w:val="0"/>
           <w:sz w:val="22"/>
         </w:rPr>
-        <w:t>We present the Neurotech EEG Dataset, a large clinical scalp electroencephalography (EEG) corpus comprising 23,607 EEG recordings from 4,914 patients acquired by a single EEG monitoring service provider across in-home and inpatient settings between 2021 and 2025, totaling 212,186 hours of signal data and 10.2 TB of storage. All recordings used the standard International 10-20 montage, spanning the full spectrum of clinical EEG practice: routine outpatient recordings (36%), ambulatory and short-term monitoring (53%), and prolonged continuous monitoring (11%). A distinguishing feature is the large proportion of ambulatory recordings acquired in patients' homes, including multi-day studies -- a real-world, out-of-hospital recording context largely absent from existing large clinical EEG corpora, which are predominantly hospital-based. Recordings are accompanied by 226,486 technician-placed annotations including 50,482 spike markers, 6,892 seizure markers, 21,330 sharp wave annotations, and free-text clinical observations. We release the dataset in Brain Imaging Data Structure (BIDS) EEG format through the Brain Data Science Platform (BDSP) with de-identification compliant with the Health Insurance Portability and Accountability Act (HIPAA), including per-patient date shifting and automated name scrubbing of free-text annotations. By preserving workflow-native annotations, this resource enables researchers to train and validate EEG algorithms against the variability and noise of real clinical practice -- bridging the gap between benchmark performance and real-world deployment.</w:t>
+        <w:t>We present the Neurotech EEG Dataset, a large clinical scalp electroencephalography (EEG) corpus comprising 23,607 EDF recording segments from 4,914 patients acquired by a single EEG monitoring service provider, predominantly in patients' homes, between 2021 and 2025, totaling 212,186 hours of signal data and 10.2 TB of storage. All recordings used the standard International 10-20 montage, spanning the full spectrum of clinical EEG practice: routine outpatient recordings (36%), ambulatory and short-term monitoring (53%), and prolonged continuous monitoring (11%). A distinguishing feature is the large proportion of ambulatory recordings acquired in patients' homes, including multi-day studies -- a real-world, out-of-hospital recording context largely absent from existing large clinical EEG corpora, which are predominantly hospital-based. Recordings are accompanied by 226,486 technician-placed annotations including 50,482 spike markers, 6,892 seizure markers, 21,330 sharp wave annotations, and free-text clinical observations. We release the dataset in Brain Imaging Data Structure (BIDS) EEG format through the Brain Data Science Platform (BDSP) with de-identification compliant with the Health Insurance Portability and Accountability Act (HIPAA), including per-patient date shifting and automated name scrubbing of free-text annotations. By preserving workflow-native annotations, this resource enables researchers to train and validate EEG algorithms against the variability and noise of real clinical practice -- bridging the gap between benchmark performance and real-world deployment.</w:t>
       </w:r>
     </w:p>
     <w:p>
@@ -166,7 +166,7 @@
           <w:i w:val="0"/>
           <w:sz w:val="22"/>
         </w:rPr>
-        <w:t>Here we release the Neurotech EEG Dataset -- to our knowledge, one of the largest public clinical EEG corpora from a single service provider -- comprising 23,607 EEG recordings from 4,914 patients totaling 212,186 recording hours. This dataset complements TUH by providing: (1) a majority of ambulatory and multi-day recordings (53% of recordings, compared with a predominantly inpatient corpus in TUH), (2) ambulatory acquisition hardware (Lifelines/EMS), distinct from the clinical acquisition systems used in existing corpora, enabling cross-platform algorithm validation, and (3) intact clinical workflow annotations including 50,482 technician-confirmed spike events and 6,892 seizure markers, enabling study of real-world annotation practices. This resource also complements large in-hospital clinical EEG databases such as the Harvard Electroencephalography Database (HEEDB; ~109,000 patients, ~329,000 recordings, and ~3.3 million recording hours across four hospitals, on the same BDSP platform)[11]: whereas HEEDB comprises routine, epilepsy monitoring unit (EMU), and intensive care unit (ICU) recordings acquired in clinical facilities, the present corpus is far smaller overall but uniquely contributes a large volume of multi-day ambulatory EEG recorded in patients' homes. We preserve these workflow-native annotations deliberately: while they lack the consistency of multi-expert research labels, they capture the noise, variability, and practical constraints under which automated systems must ultimately operate (Figure 1).</w:t>
+        <w:t>Here we release the Neurotech EEG Dataset -- to our knowledge, one of the largest public clinical EEG corpora from a single service provider -- comprising 23,607 EDF recording segments from 4,914 patients totaling 212,186 recording hours. This dataset complements TUH by providing: (1) a majority of ambulatory and multi-day recordings (53% of recordings, compared with a predominantly inpatient corpus in TUH), (2) ambulatory acquisition hardware (Lifelines/EMS), distinct from the clinical acquisition systems used in existing corpora, enabling cross-platform algorithm validation, and (3) intact clinical workflow annotations including 50,482 technician-confirmed spike events and 6,892 seizure markers, enabling study of real-world annotation practices. This resource also complements large in-hospital clinical EEG databases such as the Harvard Electroencephalography Database (HEEDB; ~109,000 patients, ~329,000 recordings, and ~3.3 million recording hours across four hospitals, on the same BDSP platform)[11]: whereas HEEDB comprises routine, epilepsy monitoring unit (EMU), and intensive care unit (ICU) recordings acquired in clinical facilities, the present corpus is far smaller overall but uniquely contributes a large volume of multi-day ambulatory EEG recorded in patients' homes. We preserve these workflow-native annotations deliberately: while they lack the consistency of multi-expert research labels, they capture the noise, variability, and practical constraints under which automated systems must ultimately operate (Figure 1).</w:t>
       </w:r>
     </w:p>
     <w:p>
@@ -1073,7 +1073,7 @@
                 <w:i w:val="0"/>
                 <w:sz w:val="18"/>
               </w:rPr>
-              <w:t>Routine + ambulatory + ICU/EMU</w:t>
+              <w:t>Routine + ambulatory (home)</w:t>
             </w:r>
           </w:p>
         </w:tc>
@@ -1133,7 +1133,7 @@
           <w:i w:val="0"/>
           <w:sz w:val="22"/>
         </w:rPr>
-        <w:t>The dataset comprises all clinical EEG recordings performed by Neurotech, LLC -- an accredited EEG monitoring service provider -- between 2021 and 2025. Rather than a single hospital or center, Neurotech acquires recordings across diverse settings: in-home ambulatory studies performed in patients' homes, and continuous monitoring in partner hospital intensive care units (ICUs) and epilepsy monitoring units (EMUs) across the United States, using a uniform hardware and technologist workflow. No inclusion or exclusion criteria were applied; this cohort represents the full clinical caseload. Recording types span routine outpatient EEGs (typically &lt;1 hour), ambulatory monitoring studies (1-24 hours), and prolonged continuous EEG monitoring in inpatient intensive care units and epilepsy monitoring units (ICU/EMU; &gt;24 hours). The 4,914 unique patients in the released dataset contributed 23,607 EEG recordings, with 73% of patients (3,570) having multiple recordings (median 3 per patient, interquartile range 1-6).</w:t>
+        <w:t>The dataset comprises all clinical EEG recordings performed by Neurotech, LLC -- an accredited EEG monitoring service provider -- between 2021 and 2025. Rather than a single hospital or center, Neurotech performs ambulatory EEG in patients' homes together with some routine outpatient studies (and occasional routine inpatient bedside recordings), across geographically distributed sites in the United States, using a uniform hardware and technologist workflow. No inclusion or exclusion criteria were applied; this cohort represents the full clinical caseload. Recording types span routine outpatient EEGs (typically &lt;1 hour), ambulatory monitoring studies (1-24 hours), and prolonged multi-day ambulatory monitoring (&gt;24 hours). Because the acquisition system exports each continuous recording as multiple EDF files, the 4,914 patients contributed 23,607 EDF recording segments containing signal data (median 3 segments per patient, interquartile range 1-6; 73% of patients have more than one segment). Grouping segments by recording date indicates they correspond to far fewer distinct EEG studies -- approximately one multi-day ambulatory study per patient (median one recording session per patient, spanning roughly two recording days) -- so the segment count should not be read as a count of separate EEG studies.</w:t>
       </w:r>
     </w:p>
     <w:p>
@@ -1158,7 +1158,7 @@
           <w:i w:val="0"/>
           <w:sz w:val="22"/>
         </w:rPr>
-        <w:t>All recordings were acquired using Lifelines or EMS ambulatory EEG systems (with Persyst spike and seizure detection). Electrodes were placed according to the standard International 10-20 system, with typical montages including 25-29 channels: Fp1, Fp2, F3, F4, C3, C4, P3, P4, O1, O2, F7, F8, T3, T4, T5, T6, Fz, Pz, Cz, A1, A2, T1, T2, F11, F12, and an electrocardiogram (ECG) channel. Recordings span 22-30 channels (median 28); 24% contain 29 channels including the EDF+ annotation signal. Signals were sampled at 256 Hz and stored in European Data Format (EDF+C, continuous).</w:t>
+        <w:t>All recordings were acquired using Lifelines or EMS ambulatory EEG systems (with Persyst spike and seizure detection). Electrodes were placed according to the standard International 10-20 system (Fp1, Fp2, F3, F4, C3, C4, P3, P4, O1, O2, F7, F8, T3, T4, T5, T6, Fz, Pz, Cz) together with a two-channel electrocardiogram (ECG). Additional electrodes (e.g., A1, A2, T1, T2, F11, F12) were placed only on request and are absent from most recordings. Recordings span 22-30 channels (median 28); 24% contain 29 channels including the EDF+ annotation signal. Signals were sampled at 256 Hz and stored in European Data Format (EDF+C, continuous).</w:t>
       </w:r>
     </w:p>
     <w:p>
@@ -2457,7 +2457,7 @@
                 <w:i w:val="0"/>
                 <w:sz w:val="18"/>
               </w:rPr>
-              <w:t>Patients with multiple recordings</w:t>
+              <w:t>Patients with multiple EDF segments</w:t>
             </w:r>
           </w:p>
         </w:tc>
@@ -2755,7 +2755,7 @@
           <w:i w:val="0"/>
           <w:sz w:val="22"/>
         </w:rPr>
-        <w:t>The majority of recordings (53%) fall in the 1-24 hour range consistent with ambulatory or short-term monitoring, while 36% are routine outpatient EEGs under one hour and 11% are prolonged continuous monitoring studies exceeding 24 hours (Supplementary Table 1, Figure 2A). In addition to the 23,607 recordings containing signal data, the BIDS dataset includes 30,819 header-only EDF files originating from the acquisition-system source export. These zero-record stubs are produced by the acquisition system at recording-session boundaries and aborted-start events; they contain a valid EDF header with channel definitions but no data records. We release them alongside the full-signal recordings to preserve session-level integrity for users wishing to reconstruct complete clinical visits, but they should be filtered out (e.g., on n_records &gt; 0) for any signal-level analysis.</w:t>
+        <w:t>The majority of EDF segments (53%) fall in the 1-24 hour range consistent with ambulatory or short-term monitoring, while 36% are under one hour and 11% exceed 24 hours (multi-day ambulatory studies) (Supplementary Table 1, Figure 2A). Each continuous recording is exported as several EDF files, so these 23,607 signal-bearing segments correspond to substantially fewer distinct EEG studies (approximately one multi-day study per patient). In addition to the 23,607 segments containing signal data, the BIDS dataset includes 30,819 header-only EDF files originating from the acquisition-system source export. These zero-record stubs are produced by the acquisition system at recording-session boundaries and aborted-start events; they contain a valid EDF header with channel definitions but no data records. We release them alongside the full-signal recordings to preserve session-level integrity for users wishing to reconstruct complete clinical visits, but they should be filtered out (e.g., on n_records &gt; 0) for any signal-level analysis.</w:t>
       </w:r>
     </w:p>
     <w:p>
@@ -3062,7 +3062,7 @@
           <w:i w:val="0"/>
           <w:sz w:val="22"/>
         </w:rPr>
-        <w:t xml:space="preserve">: 226,486 technician annotations across 14,517 annotated sessions provide pre-existing labels for spike and seizure detection tasks (50,482 spike events, 6,892 seizure events), while the mix of recording types (routine, ambulatory, ICU) enables training algorithms that generalize across clinical settings. (2) </w:t>
+        <w:t xml:space="preserve">: 226,486 technician annotations across 14,517 annotated sessions provide pre-existing labels for spike and seizure detection tasks (50,482 spike events, 6,892 seizure events), while the mix of recording types (routine and ambulatory) enables training algorithms that generalize across clinical settings. (2) </w:t>
       </w:r>
       <w:r>
         <w:rPr>
@@ -3141,7 +3141,7 @@
           <w:i w:val="0"/>
           <w:sz w:val="22"/>
         </w:rPr>
-        <w:t xml:space="preserve"> using one hardware and acquisition platform; although studies were acquired across many settings (patients' homes, clinics, and hospital ICUs and epilepsy monitoring units) and geographically distributed sites, generalization to other providers, hardware platforms, and acquisition workflows requires caution. Second, annotations are </w:t>
+        <w:t xml:space="preserve"> using one hardware and acquisition platform; although studies were acquired across many settings (predominantly patients' homes, with some outpatient clinic and routine inpatient bedside studies) and geographically distributed sites, generalization to other providers, hardware platforms, and acquisition workflows requires caution. Second, annotations are </w:t>
       </w:r>
       <w:r>
         <w:rPr>
@@ -3444,7 +3444,7 @@
           <w:i w:val="0"/>
           <w:sz w:val="22"/>
         </w:rPr>
-        <w:t xml:space="preserve"> Data pipeline from clinical recording to public release. 23,607 EEG recordings from 4,914 patients (2021-2025) totaling 212,186 hours were de-identified through header scrubbing, per-patient date shifting (uniform random offset of +/- 365 days), and automated name replacement in free text, converted to BIDS-EEG format, and released through the Brain Data Science Platform (BDSP) via data use agreement.</w:t>
+        <w:t xml:space="preserve"> Data pipeline from clinical recording to public release. 23,607 EDF recording segments from 4,914 patients (2021-2025) totaling 212,186 hours were de-identified through header scrubbing, per-patient date shifting (uniform random offset of +/- 365 days), and automated name replacement in free text, converted to BIDS-EEG format, and released through the Brain Data Science Platform (BDSP) via data use agreement.</w:t>
       </w:r>
     </w:p>
     <w:p>
@@ -5155,7 +5155,7 @@
                 <w:i w:val="0"/>
                 <w:sz w:val="18"/>
               </w:rPr>
-              <w:t>Burst-suppression (ICU recordings)</w:t>
+              <w:t>Burst-suppression pattern</w:t>
             </w:r>
           </w:p>
         </w:tc>
@@ -7755,7 +7755,7 @@
           <w:i w:val="0"/>
           <w:sz w:val="22"/>
         </w:rPr>
-        <w:t xml:space="preserve"> De-identification of EDF header fields. Each row shows a header field before (containing protected health information) and after de-identification. Patient names are replaced with placeholders, identifiers are reassigned, dates are shifted by a consistent per-patient random offset, and technician identifiers are removed. Equipment information is preserved. All examples shown are fictitious.</w:t>
+        <w:t xml:space="preserve"> De-identification of EDF header fields. Each row shows a header field before (containing protected health information) and after de-identification. Patient names are replaced with placeholders, identifiers are reassigned, dates are shifted by a consistent per-patient random offset, and technician and equipment identifiers are removed. All examples shown are fictitious.</w:t>
       </w:r>
     </w:p>
     <w:p>

--- a/manuscript-materials/Neurotech_EEG_Dataset_Draft.docx
+++ b/manuscript-materials/Neurotech_EEG_Dataset_Draft.docx
@@ -3392,7 +3392,7 @@
       <w:r>
         <w:drawing>
           <wp:inline xmlns:a="http://schemas.openxmlformats.org/drawingml/2006/main" xmlns:pic="http://schemas.openxmlformats.org/drawingml/2006/picture">
-            <wp:extent cx="5486400" cy="2324456"/>
+            <wp:extent cx="5486400" cy="1598400"/>
             <wp:docPr id="1" name="Picture 1"/>
             <wp:cNvGraphicFramePr>
               <a:graphicFrameLocks noChangeAspect="1"/>
@@ -3413,7 +3413,7 @@
                   <pic:spPr>
                     <a:xfrm>
                       <a:off x="0" y="0"/>
-                      <a:ext cx="5486400" cy="2324456"/>
+                      <a:ext cx="5486400" cy="1598400"/>
                     </a:xfrm>
                     <a:prstGeom prst="rect"/>
                   </pic:spPr>
@@ -7703,7 +7703,7 @@
       <w:r>
         <w:drawing>
           <wp:inline xmlns:a="http://schemas.openxmlformats.org/drawingml/2006/main" xmlns:pic="http://schemas.openxmlformats.org/drawingml/2006/picture">
-            <wp:extent cx="5486400" cy="3062177"/>
+            <wp:extent cx="5486400" cy="3350540"/>
             <wp:docPr id="6" name="Picture 6"/>
             <wp:cNvGraphicFramePr>
               <a:graphicFrameLocks noChangeAspect="1"/>
@@ -7724,7 +7724,7 @@
                   <pic:spPr>
                     <a:xfrm>
                       <a:off x="0" y="0"/>
-                      <a:ext cx="5486400" cy="3062177"/>
+                      <a:ext cx="5486400" cy="3350540"/>
                     </a:xfrm>
                     <a:prstGeom prst="rect"/>
                   </pic:spPr>
